--- a/svoyo-delo/대본/3부/01화_Kornilova.docx
+++ b/svoyo-delo/대본/3부/01화_Kornilova.docx
@@ -2885,7 +2885,7 @@
               <w:jc w:val="left"/>
             </w:pPr>
             <w:r>
-              <w:t xml:space="preserve">-ту́- → ордина́тура</w:t>
+              <w:t xml:space="preserve">-на́-</w:t>
             </w:r>
           </w:p>
         </w:tc>

--- a/svoyo-delo/대본/3부/01화_Kornilova.docx
+++ b/svoyo-delo/대본/3부/01화_Kornilova.docx
@@ -92,7 +92,7 @@
         <w:t xml:space="preserve"> </w:t>
       </w:r>
       <w:r>
-        <w:t xml:space="preserve">- 규칙: 지문 없음. 전 화 100% 「화자명: 대사」. 1턴 15단어 이내 + 긴 턴 10~15회(25~35단어). 문법 초점(B2): 형동사(привыкшая к пятистам процедурам, сертифицированный), 관계절(рука, которая не торопится), 가정법(Если бы это была пациентка…).</w:t>
+        <w:t xml:space="preserve">- 규칙: 지문 없음. 전 화 100% 「화자명: 대사」. 1턴 20단어 이내 + 긴 턴 10~15회(30~50단어). 문법 초점(B2): 형동사(привыкшая к пятистам процедурам, сертифицированный), 관계절(рука, которая не торопится), 가정법(Если бы это была пациентка…).</w:t>
       </w:r>
       <w:r>
         <w:t xml:space="preserve"> </w:t>
@@ -473,71 +473,71 @@
         <w:pStyle w:val="FirstParagraph"/>
       </w:pPr>
       <w:r>
-        <w:t xml:space="preserve">ALEKSEY: Доюн! Здесь! Наконец-то не по видео.</w:t>
-      </w:r>
-    </w:p>
-    <w:p>
-      <w:pPr>
-        <w:pStyle w:val="BodyText"/>
-      </w:pPr>
-      <w:r>
-        <w:t xml:space="preserve">DOYUN: Лёша! Двенадцать лет не был в Москве. Петербург — да. Москва — нет. Вы все такие высокие?</w:t>
-      </w:r>
-    </w:p>
-    <w:p>
-      <w:pPr>
-        <w:pStyle w:val="BodyText"/>
-      </w:pPr>
-      <w:r>
-        <w:t xml:space="preserve">ALEKSEY: Только я. Это доктор Хан?</w:t>
-      </w:r>
-    </w:p>
-    <w:p>
-      <w:pPr>
-        <w:pStyle w:val="BodyText"/>
-      </w:pPr>
-      <w:r>
-        <w:t xml:space="preserve">DOYUN: Доктор Хан Ми Ён. Она не говорит по-русски. Но она говорит, что рада.</w:t>
-      </w:r>
-    </w:p>
-    <w:p>
-      <w:pPr>
-        <w:pStyle w:val="BodyText"/>
-      </w:pPr>
-      <w:r>
-        <w:t xml:space="preserve">ALINA: Здравствуйте, доктор Хан. Я Алина. Ваша первая ученица. Я выучила по-корейски «спасибо».</w:t>
-      </w:r>
-    </w:p>
-    <w:p>
-      <w:pPr>
-        <w:pStyle w:val="BodyText"/>
-      </w:pPr>
-      <w:r>
-        <w:t xml:space="preserve">DOYUN: Она улыбается. Она спрашивает первое: где фантомы?</w:t>
-      </w:r>
-    </w:p>
-    <w:p>
-      <w:pPr>
-        <w:pStyle w:val="BodyText"/>
-      </w:pPr>
-      <w:r>
-        <w:t xml:space="preserve">ALEKSEY: Фантомы? Прямо из аэропорта?</w:t>
-      </w:r>
-    </w:p>
-    <w:p>
-      <w:pPr>
-        <w:pStyle w:val="BodyText"/>
-      </w:pPr>
-      <w:r>
-        <w:t xml:space="preserve">DOYUN: Она привезла свои. Два чемодана. Она хочет знать, где они будут стоять. И сколько света.</w:t>
-      </w:r>
-    </w:p>
-    <w:p>
-      <w:pPr>
-        <w:pStyle w:val="BodyText"/>
-      </w:pPr>
-      <w:r>
-        <w:t xml:space="preserve">ALINA: В клинике Корниловой. Кабинет три. Окно на север. Свет ровный.</w:t>
+        <w:t xml:space="preserve">ALEKSEY: Доюн! Мы здесь, слева! Как хорошо, что наконец-то не по видео.</w:t>
+      </w:r>
+    </w:p>
+    <w:p>
+      <w:pPr>
+        <w:pStyle w:val="BodyText"/>
+      </w:pPr>
+      <w:r>
+        <w:t xml:space="preserve">DOYUN: Лёша! Я двенадцать лет не был в Москве. В Петербург приезжал, а в Москву нет. Вы тут все такие высокие?</w:t>
+      </w:r>
+    </w:p>
+    <w:p>
+      <w:pPr>
+        <w:pStyle w:val="BodyText"/>
+      </w:pPr>
+      <w:r>
+        <w:t xml:space="preserve">ALEKSEY: Нет, высокий только я. А это доктор Хан, правильно?</w:t>
+      </w:r>
+    </w:p>
+    <w:p>
+      <w:pPr>
+        <w:pStyle w:val="BodyText"/>
+      </w:pPr>
+      <w:r>
+        <w:t xml:space="preserve">DOYUN: Да, это доктор Хан Ми Ён. Она не говорит по-русски, но просит передать, что очень рада.</w:t>
+      </w:r>
+    </w:p>
+    <w:p>
+      <w:pPr>
+        <w:pStyle w:val="BodyText"/>
+      </w:pPr>
+      <w:r>
+        <w:t xml:space="preserve">ALINA: Здравствуйте, доктор Хан. Я Алина, ваша первая ученица, и я даже выучила, как по-корейски «спасибо».</w:t>
+      </w:r>
+    </w:p>
+    <w:p>
+      <w:pPr>
+        <w:pStyle w:val="BodyText"/>
+      </w:pPr>
+      <w:r>
+        <w:t xml:space="preserve">DOYUN: Она улыбается, и у неё сразу первый вопрос: где фантомы?</w:t>
+      </w:r>
+    </w:p>
+    <w:p>
+      <w:pPr>
+        <w:pStyle w:val="BodyText"/>
+      </w:pPr>
+      <w:r>
+        <w:t xml:space="preserve">ALEKSEY: Фантомы? Прямо из аэропорта, даже не заехав в гостиницу?</w:t>
+      </w:r>
+    </w:p>
+    <w:p>
+      <w:pPr>
+        <w:pStyle w:val="BodyText"/>
+      </w:pPr>
+      <w:r>
+        <w:t xml:space="preserve">DOYUN: Она привезла свои, целых два чемодана. Она хочет знать, где они будут стоять и сколько там будет света.</w:t>
+      </w:r>
+    </w:p>
+    <w:p>
+      <w:pPr>
+        <w:pStyle w:val="BodyText"/>
+      </w:pPr>
+      <w:r>
+        <w:t xml:space="preserve">ALINA: В клинике Корниловой, в третьем кабинете. Окно там на север, поэтому свет ровный весь день.</w:t>
       </w:r>
     </w:p>
     <w:p>
@@ -553,39 +553,39 @@
         <w:pStyle w:val="BodyText"/>
       </w:pPr>
       <w:r>
-        <w:t xml:space="preserve">ALEKSEY: Доюн, у тебя месяц. Где ты живёшь?</w:t>
-      </w:r>
-    </w:p>
-    <w:p>
-      <w:pPr>
-        <w:pStyle w:val="BodyText"/>
-      </w:pPr>
-      <w:r>
-        <w:t xml:space="preserve">DOYUN: Сеул снял квартиру у Павелецкой. Рядом с вашим офисом. Президент сказал: «Чтобы не опаздывал».</w:t>
-      </w:r>
-    </w:p>
-    <w:p>
-      <w:pPr>
-        <w:pStyle w:val="BodyText"/>
-      </w:pPr>
-      <w:r>
-        <w:t xml:space="preserve">ALINA: Доктор Хан спрашивает что-то ещё?</w:t>
-      </w:r>
-    </w:p>
-    <w:p>
-      <w:pPr>
-        <w:pStyle w:val="BodyText"/>
-      </w:pPr>
-      <w:r>
-        <w:t xml:space="preserve">DOYUN: Спрашивает. Кто такая Корнилова. Она слышала, что Корнилова очень строгая.</w:t>
-      </w:r>
-    </w:p>
-    <w:p>
-      <w:pPr>
-        <w:pStyle w:val="BodyText"/>
-      </w:pPr>
-      <w:r>
-        <w:t xml:space="preserve">ALEKSEY: Переведи: строгая. Как вы. Завтра в девять вы увидите.</w:t>
+        <w:t xml:space="preserve">ALEKSEY: Доюн, у тебя впереди целый месяц. А где ты будешь жить всё это время?</w:t>
+      </w:r>
+    </w:p>
+    <w:p>
+      <w:pPr>
+        <w:pStyle w:val="BodyText"/>
+      </w:pPr>
+      <w:r>
+        <w:t xml:space="preserve">DOYUN: Сеул снял мне квартиру у Павелецкой, рядом с вашим офисом. Президент сказал: «Чтобы не опаздывал».</w:t>
+      </w:r>
+    </w:p>
+    <w:p>
+      <w:pPr>
+        <w:pStyle w:val="BodyText"/>
+      </w:pPr>
+      <w:r>
+        <w:t xml:space="preserve">ALINA: А доктор Хан хочет спросить что-нибудь ещё, пока мы идём к машине?</w:t>
+      </w:r>
+    </w:p>
+    <w:p>
+      <w:pPr>
+        <w:pStyle w:val="BodyText"/>
+      </w:pPr>
+      <w:r>
+        <w:t xml:space="preserve">DOYUN: Хочет. Она спрашивает, кто такая Корнилова, потому что слышала, что Корнилова очень строгая.</w:t>
+      </w:r>
+    </w:p>
+    <w:p>
+      <w:pPr>
+        <w:pStyle w:val="BodyText"/>
+      </w:pPr>
+      <w:r>
+        <w:t xml:space="preserve">ALEKSEY: Переведи, что строгая, как и она сама. Завтра в девять она всё увидит своими глазами.</w:t>
       </w:r>
     </w:p>
     <w:bookmarkEnd w:id="21"/>
@@ -603,23 +603,23 @@
         <w:pStyle w:val="FirstParagraph"/>
       </w:pPr>
       <w:r>
-        <w:t xml:space="preserve">KORNILOVA: Доброе утро. Корнилова Елена Викторовна. Доктор Хан, добро пожаловать. Начнём с вопроса.</w:t>
-      </w:r>
-    </w:p>
-    <w:p>
-      <w:pPr>
-        <w:pStyle w:val="BodyText"/>
-      </w:pPr>
-      <w:r>
-        <w:t xml:space="preserve">DOYUN: Доктор Хан говорит: доброе утро. Она тоже хочет начать с вопроса. Кто первый?</w:t>
-      </w:r>
-    </w:p>
-    <w:p>
-      <w:pPr>
-        <w:pStyle w:val="BodyText"/>
-      </w:pPr>
-      <w:r>
-        <w:t xml:space="preserve">KORNILOVA: Гость. Пусть спрашивает она.</w:t>
+        <w:t xml:space="preserve">KORNILOVA: Доброе утро. Я Корнилова Елена Викторовна. Доктор Хан, добро пожаловать. Давайте начнём с вопроса, так у нас принято.</w:t>
+      </w:r>
+    </w:p>
+    <w:p>
+      <w:pPr>
+        <w:pStyle w:val="BodyText"/>
+      </w:pPr>
+      <w:r>
+        <w:t xml:space="preserve">DOYUN: Доктор Хан говорит вам «доброе утро» и тоже хочет начать с вопроса. Только кто будет первым?</w:t>
+      </w:r>
+    </w:p>
+    <w:p>
+      <w:pPr>
+        <w:pStyle w:val="BodyText"/>
+      </w:pPr>
+      <w:r>
+        <w:t xml:space="preserve">KORNILOVA: Конечно, гость. Пусть сначала спрашивает она, а я постараюсь ответить.</w:t>
       </w:r>
     </w:p>
     <w:p>
@@ -635,7 +635,7 @@
         <w:pStyle w:val="BodyText"/>
       </w:pPr>
       <w:r>
-        <w:t xml:space="preserve">KORNILOVA: Канюлю. Всегда, если кожа тоньше миллиметра. Канюля тупая, она обходит сосуд. Игла его прокалывает.</w:t>
+        <w:t xml:space="preserve">KORNILOVA: Канюлю, и всегда, если кожа тоньше миллиметра. Канюля тупая, поэтому она обходит сосуд, а игла его прокалывает.</w:t>
       </w:r>
     </w:p>
     <w:p>
@@ -651,103 +651,103 @@
         <w:pStyle w:val="BodyText"/>
       </w:pPr>
       <w:r>
-        <w:t xml:space="preserve">ALEKSEY: Начинается.</w:t>
-      </w:r>
-    </w:p>
-    <w:p>
-      <w:pPr>
-        <w:pStyle w:val="BodyText"/>
-      </w:pPr>
-      <w:r>
-        <w:t xml:space="preserve">KORNILOVA: Тихо, Алексей. Это не спор. Это консилиум. Доктор Хан, покажите.</w:t>
-      </w:r>
-    </w:p>
-    <w:p>
-      <w:pPr>
-        <w:pStyle w:val="BodyText"/>
-      </w:pPr>
-      <w:r>
-        <w:t xml:space="preserve">DOYUN: Она берёт фантом. Тонкая кожа — вот этот слой, прозрачный. Смотрите. Канюля двадцать семь.</w:t>
-      </w:r>
-    </w:p>
-    <w:p>
-      <w:pPr>
-        <w:pStyle w:val="BodyText"/>
-      </w:pPr>
-      <w:r>
-        <w:t xml:space="preserve">ALINA: Видно. Гель ложится комками. Через канюлю — комки.</w:t>
-      </w:r>
-    </w:p>
-    <w:p>
-      <w:pPr>
-        <w:pStyle w:val="BodyText"/>
-      </w:pPr>
-      <w:r>
-        <w:t xml:space="preserve">KORNILOVA: Вижу. Это и есть узелки. Через шесть недель.</w:t>
-      </w:r>
-    </w:p>
-    <w:p>
-      <w:pPr>
-        <w:pStyle w:val="BodyText"/>
-      </w:pPr>
-      <w:r>
-        <w:t xml:space="preserve">DOYUN: Теперь игла. Тридцать. Тоньше. Медленно. Очень медленно. Гель ложится ровной линией.</w:t>
-      </w:r>
-    </w:p>
-    <w:p>
-      <w:pPr>
-        <w:pStyle w:val="BodyText"/>
-      </w:pPr>
-      <w:r>
-        <w:t xml:space="preserve">KORNILOVA: Ровно. Но иглой на тонкой коже вы рискуете сосудом. Как вы контролируете?</w:t>
-      </w:r>
-    </w:p>
-    <w:p>
-      <w:pPr>
-        <w:pStyle w:val="BodyText"/>
-      </w:pPr>
-      <w:r>
-        <w:t xml:space="preserve">DOYUN: Она говорит: «Аспирация. Каждый раз. Пять секунд. И скорость. Ноль целых одна десятая миллилитра за десять секунд. Медленнее, чем хочется. Молодые врачи торопятся. Рука, которая не торопится, видит больше, чем глаз».</w:t>
-      </w:r>
-    </w:p>
-    <w:p>
-      <w:pPr>
-        <w:pStyle w:val="BodyText"/>
-      </w:pPr>
-      <w:r>
-        <w:t xml:space="preserve">KORNILOVA: «Рука, которая не торопится». Я говорю своим врачам то же самое. Другими словами.</w:t>
-      </w:r>
-    </w:p>
-    <w:p>
-      <w:pPr>
-        <w:pStyle w:val="BodyText"/>
-      </w:pPr>
-      <w:r>
-        <w:t xml:space="preserve">ALEKSEY: Значит, вы согласны?</w:t>
-      </w:r>
-    </w:p>
-    <w:p>
-      <w:pPr>
-        <w:pStyle w:val="BodyText"/>
-      </w:pPr>
-      <w:r>
-        <w:t xml:space="preserve">KORNILOVA: Не торопитесь, Алексей. Вы тоже рука. Доктор Хан, а ультразвук? Вы смотрите толщину до укола?</w:t>
-      </w:r>
-    </w:p>
-    <w:p>
-      <w:pPr>
-        <w:pStyle w:val="BodyText"/>
-      </w:pPr>
-      <w:r>
-        <w:t xml:space="preserve">DOYUN: Она говорит: «В Корее — нет. Мы смотрим пальцами». И спрашивает: у вас есть аппарат?</w:t>
-      </w:r>
-    </w:p>
-    <w:p>
-      <w:pPr>
-        <w:pStyle w:val="BodyText"/>
-      </w:pPr>
-      <w:r>
-        <w:t xml:space="preserve">KORNILOVA: Есть. Мы меряем всех пациенток старше пятидесяти пяти. Это условие нашего наблюдения.</w:t>
+        <w:t xml:space="preserve">ALEKSEY: Ну вот, начинается то, чего я боялся.</w:t>
+      </w:r>
+    </w:p>
+    <w:p>
+      <w:pPr>
+        <w:pStyle w:val="BodyText"/>
+      </w:pPr>
+      <w:r>
+        <w:t xml:space="preserve">KORNILOVA: Тихо, Алексей. Это не спор. Это консилиум. Доктор Хан, пожалуйста, покажите нам, что вы имеете в виду.</w:t>
+      </w:r>
+    </w:p>
+    <w:p>
+      <w:pPr>
+        <w:pStyle w:val="BodyText"/>
+      </w:pPr>
+      <w:r>
+        <w:t xml:space="preserve">DOYUN: Она берёт фантом. Вот этот прозрачный слой — тонкая кожа, смотрите внимательно. Она берёт канюлю двадцать семь.</w:t>
+      </w:r>
+    </w:p>
+    <w:p>
+      <w:pPr>
+        <w:pStyle w:val="BodyText"/>
+      </w:pPr>
+      <w:r>
+        <w:t xml:space="preserve">ALINA: Да, видно, что гель ложится комками. Через канюлю получаются именно комки.</w:t>
+      </w:r>
+    </w:p>
+    <w:p>
+      <w:pPr>
+        <w:pStyle w:val="BodyText"/>
+      </w:pPr>
+      <w:r>
+        <w:t xml:space="preserve">KORNILOVA: Вижу. Это и есть будущие узелки, которые появятся через шесть недель.</w:t>
+      </w:r>
+    </w:p>
+    <w:p>
+      <w:pPr>
+        <w:pStyle w:val="BodyText"/>
+      </w:pPr>
+      <w:r>
+        <w:t xml:space="preserve">DOYUN: Теперь она берёт иглу тридцать, она тоньше. Она вводит медленно, очень медленно, и гель ложится ровной линией.</w:t>
+      </w:r>
+    </w:p>
+    <w:p>
+      <w:pPr>
+        <w:pStyle w:val="BodyText"/>
+      </w:pPr>
+      <w:r>
+        <w:t xml:space="preserve">KORNILOVA: Да, ровно. Но иглой на тонкой коже вы рискуете попасть в сосуд. Как вы это контролируете?</w:t>
+      </w:r>
+    </w:p>
+    <w:p>
+      <w:pPr>
+        <w:pStyle w:val="BodyText"/>
+      </w:pPr>
+      <w:r>
+        <w:t xml:space="preserve">DOYUN: Она говорит: «Аспирация, каждый раз, пять секунд. И скорость: ноль целых одна десятая миллилитра за десять секунд, медленнее, чем хочется. Молодые врачи торопятся. Рука, которая не торопится, видит больше, чем глаз».</w:t>
+      </w:r>
+    </w:p>
+    <w:p>
+      <w:pPr>
+        <w:pStyle w:val="BodyText"/>
+      </w:pPr>
+      <w:r>
+        <w:t xml:space="preserve">KORNILOVA: «Рука, которая не торопится». Я говорю своим врачам то же самое, только другими словами.</w:t>
+      </w:r>
+    </w:p>
+    <w:p>
+      <w:pPr>
+        <w:pStyle w:val="BodyText"/>
+      </w:pPr>
+      <w:r>
+        <w:t xml:space="preserve">ALEKSEY: Значит, в итоге вы с ней согласны?</w:t>
+      </w:r>
+    </w:p>
+    <w:p>
+      <w:pPr>
+        <w:pStyle w:val="BodyText"/>
+      </w:pPr>
+      <w:r>
+        <w:t xml:space="preserve">KORNILOVA: Не торопитесь, Алексей, вы ведь тоже рука. Доктор Хан, а ультразвук? Вы смотрите толщину кожи до укола?</w:t>
+      </w:r>
+    </w:p>
+    <w:p>
+      <w:pPr>
+        <w:pStyle w:val="BodyText"/>
+      </w:pPr>
+      <w:r>
+        <w:t xml:space="preserve">DOYUN: Она говорит: «В Корее нет, мы смотрим пальцами». И спрашивает, есть ли у вас аппарат.</w:t>
+      </w:r>
+    </w:p>
+    <w:p>
+      <w:pPr>
+        <w:pStyle w:val="BodyText"/>
+      </w:pPr>
+      <w:r>
+        <w:t xml:space="preserve">KORNILOVA: Есть. Мы меряем всех пациенток старше пятидесяти пяти, потому что это условие нашего наблюдения.</w:t>
       </w:r>
     </w:p>
     <w:p>
@@ -763,119 +763,119 @@
         <w:pStyle w:val="BodyText"/>
       </w:pPr>
       <w:r>
-        <w:t xml:space="preserve">ALINA: Получается, обе правы? Игла — для геля, ультразвук — для кожи?</w:t>
-      </w:r>
-    </w:p>
-    <w:p>
-      <w:pPr>
-        <w:pStyle w:val="BodyText"/>
-      </w:pPr>
-      <w:r>
-        <w:t xml:space="preserve">KORNILOVA: Получается, мы пишем протокол вместе. Тонкая кожа — ультразвук. Меньше миллиметра — игла тридцать, аспирация, медленно. Толще — можно канюлю. Это и будет модуль два. Доктор Хан, вы согласны подписать его вместе со мной?</w:t>
-      </w:r>
-    </w:p>
-    <w:p>
-      <w:pPr>
-        <w:pStyle w:val="BodyText"/>
-      </w:pPr>
-      <w:r>
-        <w:t xml:space="preserve">DOYUN: Она кивает. Она говорит: «Первый раз пишу протокол с иностранным врачом. Вы строже меня».</w:t>
-      </w:r>
-    </w:p>
-    <w:p>
-      <w:pPr>
-        <w:pStyle w:val="BodyText"/>
-      </w:pPr>
-      <w:r>
-        <w:t xml:space="preserve">KORNILOVA: Передайте: это комплимент, который я принимаю. Теперь о деле. Алексей, моё условие.</w:t>
-      </w:r>
-    </w:p>
-    <w:p>
-      <w:pPr>
-        <w:pStyle w:val="BodyText"/>
-      </w:pPr>
-      <w:r>
-        <w:t xml:space="preserve">ALEKSEY: Слушаю. Вы говорили в сентябре: курс, экзамен, сертификат.</w:t>
-      </w:r>
-    </w:p>
-    <w:p>
-      <w:pPr>
-        <w:pStyle w:val="BodyText"/>
-      </w:pPr>
-      <w:r>
-        <w:t xml:space="preserve">KORNILOVA: Это было первое. Есть второе. Доктор Хан уедет через три дня. А курс — шесть модулей, три недели. Кто будет вести остальное? И кто будет учить следующих врачей, когда вы начнёте продавать?</w:t>
-      </w:r>
-    </w:p>
-    <w:p>
-      <w:pPr>
-        <w:pStyle w:val="BodyText"/>
-      </w:pPr>
-      <w:r>
-        <w:t xml:space="preserve">ALEKSEY: Вы. Если согласитесь.</w:t>
-      </w:r>
-    </w:p>
-    <w:p>
-      <w:pPr>
-        <w:pStyle w:val="BodyText"/>
-      </w:pPr>
-      <w:r>
-        <w:t xml:space="preserve">KORNILOVA: Соглашусь. Но по договору. Фиксированная ставка за учебный день. Не процент от продаж. Никогда.</w:t>
-      </w:r>
-    </w:p>
-    <w:p>
-      <w:pPr>
-        <w:pStyle w:val="BodyText"/>
-      </w:pPr>
-      <w:r>
-        <w:t xml:space="preserve">IRINA: Почему не процент? Процент — это стимул.</w:t>
-      </w:r>
-    </w:p>
-    <w:p>
-      <w:pPr>
-        <w:pStyle w:val="BodyText"/>
-      </w:pPr>
-      <w:r>
-        <w:t xml:space="preserve">KORNILOVA: Процент — это стимул сертифицировать всех подряд. Каждый сертификат — это мои деньги. Через год я подпишу сертификат врачу, который колет как мастер из Телеграма. Фиксированная ставка — и мне всё равно, сколько сдали. Мне важно только, как.</w:t>
-      </w:r>
-    </w:p>
-    <w:p>
-      <w:pPr>
-        <w:pStyle w:val="BodyText"/>
-      </w:pPr>
-      <w:r>
-        <w:t xml:space="preserve">IRINA: Принято. Сколько за день?</w:t>
-      </w:r>
-    </w:p>
-    <w:p>
-      <w:pPr>
-        <w:pStyle w:val="BodyText"/>
-      </w:pPr>
-      <w:r>
-        <w:t xml:space="preserve">KORNILOVA: Двадцать пять тысяч. Безнал. Договор на преподавание. Отдельно от наблюдения.</w:t>
-      </w:r>
-    </w:p>
-    <w:p>
-      <w:pPr>
-        <w:pStyle w:val="BodyText"/>
-      </w:pPr>
-      <w:r>
-        <w:t xml:space="preserve">IRINA: Отдельно от наблюдения — правильно. Иначе эксперт спросит, кому вы платите и за что.</w:t>
-      </w:r>
-    </w:p>
-    <w:p>
-      <w:pPr>
-        <w:pStyle w:val="BodyText"/>
-      </w:pPr>
-      <w:r>
-        <w:t xml:space="preserve">KORNILOVA: И третье условие. Ни один шприц не уходит врачу без сертификата. Ни в одну клинику.</w:t>
-      </w:r>
-    </w:p>
-    <w:p>
-      <w:pPr>
-        <w:pStyle w:val="BodyText"/>
-      </w:pPr>
-      <w:r>
-        <w:t xml:space="preserve">ALEKSEY: Это уже наш пункт второй. Только врачам. Теперь будет: только обученным врачам.</w:t>
+        <w:t xml:space="preserve">ALINA: Получается, что правы обе? Игла нужна для геля, а ультразвук нужен для кожи?</w:t>
+      </w:r>
+    </w:p>
+    <w:p>
+      <w:pPr>
+        <w:pStyle w:val="BodyText"/>
+      </w:pPr>
+      <w:r>
+        <w:t xml:space="preserve">KORNILOVA: Получается, что мы пишем протокол вместе. Тонкая кожа — сначала ультразвук. Если меньше миллиметра, то игла тридцать, аспирация и медленно. Если толще, можно канюлю. Это и будет модуль два. Доктор Хан, вы согласны подписать его вместе со мной?</w:t>
+      </w:r>
+    </w:p>
+    <w:p>
+      <w:pPr>
+        <w:pStyle w:val="BodyText"/>
+      </w:pPr>
+      <w:r>
+        <w:t xml:space="preserve">DOYUN: Она кивает и говорит: «Я первый раз пишу протокол с иностранным врачом. Вы строже меня».</w:t>
+      </w:r>
+    </w:p>
+    <w:p>
+      <w:pPr>
+        <w:pStyle w:val="BodyText"/>
+      </w:pPr>
+      <w:r>
+        <w:t xml:space="preserve">KORNILOVA: Передайте, что это комплимент, который я принимаю. А теперь о деле. Алексей, у меня есть условие.</w:t>
+      </w:r>
+    </w:p>
+    <w:p>
+      <w:pPr>
+        <w:pStyle w:val="BodyText"/>
+      </w:pPr>
+      <w:r>
+        <w:t xml:space="preserve">ALEKSEY: Слушаю. В сентябре вы говорили о трёх вещах: курс, экзамен и сертификат.</w:t>
+      </w:r>
+    </w:p>
+    <w:p>
+      <w:pPr>
+        <w:pStyle w:val="BodyText"/>
+      </w:pPr>
+      <w:r>
+        <w:t xml:space="preserve">KORNILOVA: Это было первое условие, но есть и второе. Доктор Хан уедет через три дня, а курс — это шесть модулей и три недели. Кто будет вести остальное? И кто будет учить следующих врачей, когда вы начнёте продавать?</w:t>
+      </w:r>
+    </w:p>
+    <w:p>
+      <w:pPr>
+        <w:pStyle w:val="BodyText"/>
+      </w:pPr>
+      <w:r>
+        <w:t xml:space="preserve">ALEKSEY: Вы, конечно, если согласитесь. Лучше вас этого никто не сделает.</w:t>
+      </w:r>
+    </w:p>
+    <w:p>
+      <w:pPr>
+        <w:pStyle w:val="BodyText"/>
+      </w:pPr>
+      <w:r>
+        <w:t xml:space="preserve">KORNILOVA: Соглашусь, но только по договору: фиксированная ставка за учебный день. Не процент от продаж, никогда.</w:t>
+      </w:r>
+    </w:p>
+    <w:p>
+      <w:pPr>
+        <w:pStyle w:val="BodyText"/>
+      </w:pPr>
+      <w:r>
+        <w:t xml:space="preserve">IRINA: А почему не процент? Ведь процент — это хороший стимул.</w:t>
+      </w:r>
+    </w:p>
+    <w:p>
+      <w:pPr>
+        <w:pStyle w:val="BodyText"/>
+      </w:pPr>
+      <w:r>
+        <w:t xml:space="preserve">KORNILOVA: Процент — это стимул сертифицировать всех подряд. Каждый сертификат — это мои деньги. Через год я подпишу сертификат врачу, который колет как мастер из Телеграма. Фиксированная ставка — и мне всё равно, сколько сдали. Мне важно только, как они сдали.</w:t>
+      </w:r>
+    </w:p>
+    <w:p>
+      <w:pPr>
+        <w:pStyle w:val="BodyText"/>
+      </w:pPr>
+      <w:r>
+        <w:t xml:space="preserve">IRINA: Принято, я с вами согласна. Сколько вы хотите за один день?</w:t>
+      </w:r>
+    </w:p>
+    <w:p>
+      <w:pPr>
+        <w:pStyle w:val="BodyText"/>
+      </w:pPr>
+      <w:r>
+        <w:t xml:space="preserve">KORNILOVA: Двадцать пять тысяч по безналу. Договор на преподавание, и он должен быть отдельно от наблюдения.</w:t>
+      </w:r>
+    </w:p>
+    <w:p>
+      <w:pPr>
+        <w:pStyle w:val="BodyText"/>
+      </w:pPr>
+      <w:r>
+        <w:t xml:space="preserve">IRINA: Отдельно от наблюдения — это правильно, иначе эксперт спросит, кому вы платите и за что.</w:t>
+      </w:r>
+    </w:p>
+    <w:p>
+      <w:pPr>
+        <w:pStyle w:val="BodyText"/>
+      </w:pPr>
+      <w:r>
+        <w:t xml:space="preserve">KORNILOVA: И третье условие: ни один шприц не уходит врачу без сертификата, ни в одну клинику.</w:t>
+      </w:r>
+    </w:p>
+    <w:p>
+      <w:pPr>
+        <w:pStyle w:val="BodyText"/>
+      </w:pPr>
+      <w:r>
+        <w:t xml:space="preserve">ALEKSEY: Это уже наш пункт второй: только врачам. Теперь он будет звучать так: только обученным врачам.</w:t>
       </w:r>
     </w:p>
     <w:bookmarkEnd w:id="22"/>
@@ -893,47 +893,47 @@
         <w:pStyle w:val="FirstParagraph"/>
       </w:pPr>
       <w:r>
-        <w:t xml:space="preserve">LIDIYA: Здравствуйте. Лидия Павловна, пятьдесят девять лет. Я пациентка Елены Викторовны. Номер один в наблюдении.</w:t>
-      </w:r>
-    </w:p>
-    <w:p>
-      <w:pPr>
-        <w:pStyle w:val="BodyText"/>
-      </w:pPr>
-      <w:r>
-        <w:t xml:space="preserve">KORNILOVA: Лидия Павловна согласилась сама. Подписала согласие. Толщина кожи — ноль восемь миллиметра. Тонкая.</w:t>
-      </w:r>
-    </w:p>
-    <w:p>
-      <w:pPr>
-        <w:pStyle w:val="BodyText"/>
-      </w:pPr>
-      <w:r>
-        <w:t xml:space="preserve">ALINA: Ноль восемь. Меньше миллиметра. Значит, игла тридцать. Аспирация. Медленно.</w:t>
-      </w:r>
-    </w:p>
-    <w:p>
-      <w:pPr>
-        <w:pStyle w:val="BodyText"/>
-      </w:pPr>
-      <w:r>
-        <w:t xml:space="preserve">LIDIYA: Девушка, вы волнуетесь? У вас руки холодные.</w:t>
-      </w:r>
-    </w:p>
-    <w:p>
-      <w:pPr>
-        <w:pStyle w:val="BodyText"/>
-      </w:pPr>
-      <w:r>
-        <w:t xml:space="preserve">ALINA: Немного. Это мой первый укол этим гелем. Под контролем двух учителей.</w:t>
-      </w:r>
-    </w:p>
-    <w:p>
-      <w:pPr>
-        <w:pStyle w:val="BodyText"/>
-      </w:pPr>
-      <w:r>
-        <w:t xml:space="preserve">LIDIYA: Двух? Значит, мне повезло. Сорок лет я учила детей в школе. Под контролем лучше учатся.</w:t>
+        <w:t xml:space="preserve">LIDIYA: Здравствуйте. Я Лидия Павловна, мне пятьдесят девять лет. Я пациентка Елены Викторовны и номер один в наблюдении.</w:t>
+      </w:r>
+    </w:p>
+    <w:p>
+      <w:pPr>
+        <w:pStyle w:val="BodyText"/>
+      </w:pPr>
+      <w:r>
+        <w:t xml:space="preserve">KORNILOVA: Лидия Павловна согласилась сама и подписала согласие. Толщина кожи у неё ноль восемь миллиметра, то есть кожа тонкая.</w:t>
+      </w:r>
+    </w:p>
+    <w:p>
+      <w:pPr>
+        <w:pStyle w:val="BodyText"/>
+      </w:pPr>
+      <w:r>
+        <w:t xml:space="preserve">ALINA: Ноль восемь, значит, меньше миллиметра. Поэтому берём иглу тридцать, делаем аспирацию и вводим медленно.</w:t>
+      </w:r>
+    </w:p>
+    <w:p>
+      <w:pPr>
+        <w:pStyle w:val="BodyText"/>
+      </w:pPr>
+      <w:r>
+        <w:t xml:space="preserve">LIDIYA: Девушка, вы волнуетесь? У вас руки холодные, как у моих учеников перед экзаменом.</w:t>
+      </w:r>
+    </w:p>
+    <w:p>
+      <w:pPr>
+        <w:pStyle w:val="BodyText"/>
+      </w:pPr>
+      <w:r>
+        <w:t xml:space="preserve">ALINA: Немного волнуюсь, потому что это мой первый укол этим гелем, да ещё под контролем двух учителей.</w:t>
+      </w:r>
+    </w:p>
+    <w:p>
+      <w:pPr>
+        <w:pStyle w:val="BodyText"/>
+      </w:pPr>
+      <w:r>
+        <w:t xml:space="preserve">LIDIYA: Двух учителей? Значит, мне повезло. Сорок лет я учила детей в школе и знаю, что под контролем лучше учатся.</w:t>
       </w:r>
     </w:p>
     <w:p>
@@ -949,79 +949,79 @@
         <w:pStyle w:val="BodyText"/>
       </w:pPr>
       <w:r>
-        <w:t xml:space="preserve">ALINA: Дышу. Аспирация. Раз, два, три, четыре, пять. Чисто.</w:t>
-      </w:r>
-    </w:p>
-    <w:p>
-      <w:pPr>
-        <w:pStyle w:val="BodyText"/>
-      </w:pPr>
-      <w:r>
-        <w:t xml:space="preserve">KORNILOVA: Чисто. Вводите.</w:t>
-      </w:r>
-    </w:p>
-    <w:p>
-      <w:pPr>
-        <w:pStyle w:val="BodyText"/>
-      </w:pPr>
-      <w:r>
-        <w:t xml:space="preserve">ALINA: Ввожу. Медленно.</w:t>
-      </w:r>
-    </w:p>
-    <w:p>
-      <w:pPr>
-        <w:pStyle w:val="BodyText"/>
-      </w:pPr>
-      <w:r>
-        <w:t xml:space="preserve">DOYUN: Доктор Хан говорит: «Стоп».</w:t>
-      </w:r>
-    </w:p>
-    <w:p>
-      <w:pPr>
-        <w:pStyle w:val="BodyText"/>
-      </w:pPr>
-      <w:r>
-        <w:t xml:space="preserve">ALINA: Что? Что не так?</w:t>
-      </w:r>
-    </w:p>
-    <w:p>
-      <w:pPr>
-        <w:pStyle w:val="BodyText"/>
-      </w:pPr>
-      <w:r>
-        <w:t xml:space="preserve">DOYUN: Она говорит: «Глубже. На полмиллиметра. Вы ведёте иглу по слою, который выше, чем нужно. Видите, как кожа светлеет над кончиком? Это значит, что гель идёт слишком поверхностно». Седьмая страница — это я добавляю.</w:t>
-      </w:r>
-    </w:p>
-    <w:p>
-      <w:pPr>
-        <w:pStyle w:val="BodyText"/>
-      </w:pPr>
-      <w:r>
-        <w:t xml:space="preserve">ALINA: Вижу. Светлеет. Глубже… Так?</w:t>
-      </w:r>
-    </w:p>
-    <w:p>
-      <w:pPr>
-        <w:pStyle w:val="BodyText"/>
-      </w:pPr>
-      <w:r>
-        <w:t xml:space="preserve">KORNILOVA: Так. Цвет нормальный. Продолжайте. Медленно.</w:t>
-      </w:r>
-    </w:p>
-    <w:p>
-      <w:pPr>
-        <w:pStyle w:val="BodyText"/>
-      </w:pPr>
-      <w:r>
-        <w:t xml:space="preserve">LIDIYA: Мне не больно. Только холодно немного.</w:t>
-      </w:r>
-    </w:p>
-    <w:p>
-      <w:pPr>
-        <w:pStyle w:val="BodyText"/>
-      </w:pPr>
-      <w:r>
-        <w:t xml:space="preserve">ALINA: Это лидокаин. Он в геле. Ещё десять секунд.</w:t>
+        <w:t xml:space="preserve">ALINA: Дышу. Делаю аспирацию: раз, два, три, четыре, пять. Чисто, крови нет.</w:t>
+      </w:r>
+    </w:p>
+    <w:p>
+      <w:pPr>
+        <w:pStyle w:val="BodyText"/>
+      </w:pPr>
+      <w:r>
+        <w:t xml:space="preserve">KORNILOVA: Да, чисто. Теперь можете вводить, только не спешите.</w:t>
+      </w:r>
+    </w:p>
+    <w:p>
+      <w:pPr>
+        <w:pStyle w:val="BodyText"/>
+      </w:pPr>
+      <w:r>
+        <w:t xml:space="preserve">ALINA: Ввожу, медленно, как нас учили на фантоме.</w:t>
+      </w:r>
+    </w:p>
+    <w:p>
+      <w:pPr>
+        <w:pStyle w:val="BodyText"/>
+      </w:pPr>
+      <w:r>
+        <w:t xml:space="preserve">DOYUN: Доктор Хан вдруг говорит: «Стоп».</w:t>
+      </w:r>
+    </w:p>
+    <w:p>
+      <w:pPr>
+        <w:pStyle w:val="BodyText"/>
+      </w:pPr>
+      <w:r>
+        <w:t xml:space="preserve">ALINA: Что случилось? Что я делаю не так?</w:t>
+      </w:r>
+    </w:p>
+    <w:p>
+      <w:pPr>
+        <w:pStyle w:val="BodyText"/>
+      </w:pPr>
+      <w:r>
+        <w:t xml:space="preserve">DOYUN: Она говорит: «Глубже, на полмиллиметра. Вы ведёте иглу по слою, который выше, чем нужно. Видите, как кожа светлеет над кончиком? Это значит, что гель идёт слишком поверхностно». Седьмая страница — это я добавляю от себя.</w:t>
+      </w:r>
+    </w:p>
+    <w:p>
+      <w:pPr>
+        <w:pStyle w:val="BodyText"/>
+      </w:pPr>
+      <w:r>
+        <w:t xml:space="preserve">ALINA: Да, вижу, кожа светлеет. Иду глубже… Так правильно?</w:t>
+      </w:r>
+    </w:p>
+    <w:p>
+      <w:pPr>
+        <w:pStyle w:val="BodyText"/>
+      </w:pPr>
+      <w:r>
+        <w:t xml:space="preserve">KORNILOVA: Так. Цвет нормальный, поэтому продолжайте, но так же медленно.</w:t>
+      </w:r>
+    </w:p>
+    <w:p>
+      <w:pPr>
+        <w:pStyle w:val="BodyText"/>
+      </w:pPr>
+      <w:r>
+        <w:t xml:space="preserve">LIDIYA: Мне совсем не больно, только немного холодно, и всё.</w:t>
+      </w:r>
+    </w:p>
+    <w:p>
+      <w:pPr>
+        <w:pStyle w:val="BodyText"/>
+      </w:pPr>
+      <w:r>
+        <w:t xml:space="preserve">ALINA: Это лидокаин, он уже есть в геле. Потерпите, пожалуйста, ещё десять секунд.</w:t>
       </w:r>
     </w:p>
     <w:p>
@@ -1037,95 +1037,95 @@
         <w:pStyle w:val="BodyText"/>
       </w:pPr>
       <w:r>
-        <w:t xml:space="preserve">ALINA: Медленная. Меня всегда ругали, что я медленная. В ординатуре.</w:t>
-      </w:r>
-    </w:p>
-    <w:p>
-      <w:pPr>
-        <w:pStyle w:val="BodyText"/>
-      </w:pPr>
-      <w:r>
-        <w:t xml:space="preserve">KORNILOVA: В ординатуре вас учили делать много. Здесь учат делать правильно. Это разная скорость.</w:t>
-      </w:r>
-    </w:p>
-    <w:p>
-      <w:pPr>
-        <w:pStyle w:val="BodyText"/>
-      </w:pPr>
-      <w:r>
-        <w:t xml:space="preserve">ALINA: Готово. Лидия Павловна, посмотрите в зеркало.</w:t>
-      </w:r>
-    </w:p>
-    <w:p>
-      <w:pPr>
-        <w:pStyle w:val="BodyText"/>
-      </w:pPr>
-      <w:r>
-        <w:t xml:space="preserve">LIDIYA: Ой. Это я десять лет назад. Только без синяков, как раньше от другого врача.</w:t>
-      </w:r>
-    </w:p>
-    <w:p>
-      <w:pPr>
-        <w:pStyle w:val="BodyText"/>
-      </w:pPr>
-      <w:r>
-        <w:t xml:space="preserve">KORNILOVA: Через две недели — контроль. Через шесть — ещё раз. Узелки, если будут, появятся тогда.</w:t>
-      </w:r>
-    </w:p>
-    <w:p>
-      <w:pPr>
-        <w:pStyle w:val="BodyText"/>
-      </w:pPr>
-      <w:r>
-        <w:t xml:space="preserve">LIDIYA: Я приду. Я теперь номер один. Номер один не может подвести.</w:t>
-      </w:r>
-    </w:p>
-    <w:p>
-      <w:pPr>
-        <w:pStyle w:val="BodyText"/>
-      </w:pPr>
-      <w:r>
-        <w:t xml:space="preserve">ALEKSEY: Лидия Павловна, спасибо. Вы первая пациентка в России с нашим гелем. Легально.</w:t>
-      </w:r>
-    </w:p>
-    <w:p>
-      <w:pPr>
-        <w:pStyle w:val="BodyText"/>
-      </w:pPr>
-      <w:r>
-        <w:t xml:space="preserve">LIDIYA: Молодой человек, я сорок лет ставила оценки. Вашему гелю пока — четыре. Пятёрку поставлю через шесть недель, если не будет узелков. А доктору — пять сразу. За холодные руки и честность.</w:t>
-      </w:r>
-    </w:p>
-    <w:p>
-      <w:pPr>
-        <w:pStyle w:val="BodyText"/>
-      </w:pPr>
-      <w:r>
-        <w:t xml:space="preserve">ALINA: Спасибо. Можно я запишу ваши слова? В свою тетрадь правил.</w:t>
-      </w:r>
-    </w:p>
-    <w:p>
-      <w:pPr>
-        <w:pStyle w:val="BodyText"/>
-      </w:pPr>
-      <w:r>
-        <w:t xml:space="preserve">KORNILOVA: Запишите. И запишите, что вы ошиблись на полмиллиметра. Это важнее, чем пятёрка.</w:t>
-      </w:r>
-    </w:p>
-    <w:p>
-      <w:pPr>
-        <w:pStyle w:val="BodyText"/>
-      </w:pPr>
-      <w:r>
-        <w:t xml:space="preserve">DOYUN: Доктор Хан спрашивает: «Кто следующий?» Восемь учеников ждут в коридоре.</w:t>
-      </w:r>
-    </w:p>
-    <w:p>
-      <w:pPr>
-        <w:pStyle w:val="BodyText"/>
-      </w:pPr>
-      <w:r>
-        <w:t xml:space="preserve">KORNILOVA: Следующий — Орлов. Максим Андреевич. Самый уверенный. Посмотрим, как уверенность работает на тонкой коже.</w:t>
+        <w:t xml:space="preserve">ALINA: Медленная? А меня в ординатуре всегда ругали за то, что я слишком медленная.</w:t>
+      </w:r>
+    </w:p>
+    <w:p>
+      <w:pPr>
+        <w:pStyle w:val="BodyText"/>
+      </w:pPr>
+      <w:r>
+        <w:t xml:space="preserve">KORNILOVA: В ординатуре вас учили делать много, а здесь учат делать правильно. Это просто разная скорость.</w:t>
+      </w:r>
+    </w:p>
+    <w:p>
+      <w:pPr>
+        <w:pStyle w:val="BodyText"/>
+      </w:pPr>
+      <w:r>
+        <w:t xml:space="preserve">ALINA: Готово. Лидия Павловна, посмотрите, пожалуйста, в зеркало и скажите, как вам.</w:t>
+      </w:r>
+    </w:p>
+    <w:p>
+      <w:pPr>
+        <w:pStyle w:val="BodyText"/>
+      </w:pPr>
+      <w:r>
+        <w:t xml:space="preserve">LIDIYA: Ой. Это же я десять лет назад, только без синяков, которые были раньше от другого врача.</w:t>
+      </w:r>
+    </w:p>
+    <w:p>
+      <w:pPr>
+        <w:pStyle w:val="BodyText"/>
+      </w:pPr>
+      <w:r>
+        <w:t xml:space="preserve">KORNILOVA: Через две недели будет контроль, а через шесть ещё один. Если узелки появятся, то именно тогда.</w:t>
+      </w:r>
+    </w:p>
+    <w:p>
+      <w:pPr>
+        <w:pStyle w:val="BodyText"/>
+      </w:pPr>
+      <w:r>
+        <w:t xml:space="preserve">LIDIYA: Я обязательно приду. Я ведь теперь номер один, а номер один не может подвести.</w:t>
+      </w:r>
+    </w:p>
+    <w:p>
+      <w:pPr>
+        <w:pStyle w:val="BodyText"/>
+      </w:pPr>
+      <w:r>
+        <w:t xml:space="preserve">ALEKSEY: Лидия Павловна, спасибо вам. Вы первая пациентка в России, которая получила наш гель легально.</w:t>
+      </w:r>
+    </w:p>
+    <w:p>
+      <w:pPr>
+        <w:pStyle w:val="BodyText"/>
+      </w:pPr>
+      <w:r>
+        <w:t xml:space="preserve">LIDIYA: Молодой человек, я сорок лет ставила оценки. Вашему гелю пока — четыре. Пятёрку поставлю через шесть недель, если не будет узелков. А доктору — пять сразу, за холодные руки и честность, потому что она не побоялась остановиться.</w:t>
+      </w:r>
+    </w:p>
+    <w:p>
+      <w:pPr>
+        <w:pStyle w:val="BodyText"/>
+      </w:pPr>
+      <w:r>
+        <w:t xml:space="preserve">ALINA: Спасибо вам. Можно я запишу ваши слова в свою тетрадь правил?</w:t>
+      </w:r>
+    </w:p>
+    <w:p>
+      <w:pPr>
+        <w:pStyle w:val="BodyText"/>
+      </w:pPr>
+      <w:r>
+        <w:t xml:space="preserve">KORNILOVA: Запишите. И обязательно запишите, что вы ошиблись на полмиллиметра. Это важнее, чем пятёрка.</w:t>
+      </w:r>
+    </w:p>
+    <w:p>
+      <w:pPr>
+        <w:pStyle w:val="BodyText"/>
+      </w:pPr>
+      <w:r>
+        <w:t xml:space="preserve">DOYUN: Доктор Хан спрашивает: «Кто следующий?» Восемь учеников уже ждут в коридоре.</w:t>
+      </w:r>
+    </w:p>
+    <w:p>
+      <w:pPr>
+        <w:pStyle w:val="BodyText"/>
+      </w:pPr>
+      <w:r>
+        <w:t xml:space="preserve">KORNILOVA: Следующий — Орлов Максим Андреевич, самый уверенный из всех. Посмотрим, как его уверенность работает на тонкой коже.</w:t>
       </w:r>
     </w:p>
     <w:bookmarkEnd w:id="23"/>
@@ -1143,199 +1143,199 @@
         <w:pStyle w:val="FirstParagraph"/>
       </w:pPr>
       <w:r>
-        <w:t xml:space="preserve">MAXIM: Елена Викторовна, я не понимаю. Почему у меня нет сертификата? Я сдал всё.</w:t>
-      </w:r>
-    </w:p>
-    <w:p>
-      <w:pPr>
-        <w:pStyle w:val="BodyText"/>
-      </w:pPr>
-      <w:r>
-        <w:t xml:space="preserve">KORNILOVA: Вы сдали теорию. На отлично. Практику на тонкой коже — нет.</w:t>
-      </w:r>
-    </w:p>
-    <w:p>
-      <w:pPr>
-        <w:pStyle w:val="BodyText"/>
-      </w:pPr>
-      <w:r>
-        <w:t xml:space="preserve">MAXIM: У меня три сертификата европейских компаний. Пятьсот процедур в год.</w:t>
-      </w:r>
-    </w:p>
-    <w:p>
-      <w:pPr>
-        <w:pStyle w:val="BodyText"/>
-      </w:pPr>
-      <w:r>
-        <w:t xml:space="preserve">KORNILOVA: Европейским гелем. На фантоме вы ввели гель на полмиллиметра выше нужного. Кожа побелела. Вы не заметили. Продолжили. Если бы это была пациентка, через шесть недель у неё был бы узелок. А может, хуже.</w:t>
-      </w:r>
-    </w:p>
-    <w:p>
-      <w:pPr>
-        <w:pStyle w:val="BodyText"/>
-      </w:pPr>
-      <w:r>
-        <w:t xml:space="preserve">MAXIM: На фантоме. Не на пациентке.</w:t>
-      </w:r>
-    </w:p>
-    <w:p>
-      <w:pPr>
-        <w:pStyle w:val="BodyText"/>
-      </w:pPr>
-      <w:r>
-        <w:t xml:space="preserve">KORNILOVA: Поэтому у нас и есть фантом. Чтобы ошибаться на нём, а не на пациентке.</w:t>
-      </w:r>
-    </w:p>
-    <w:p>
-      <w:pPr>
-        <w:pStyle w:val="BodyText"/>
-      </w:pPr>
-      <w:r>
-        <w:t xml:space="preserve">DOYUN: Доктор Хан оставила письменные оценки. Про вас: «Торопится. Рука, привыкшая к пятистам процедурам в год».</w:t>
-      </w:r>
-    </w:p>
-    <w:p>
-      <w:pPr>
-        <w:pStyle w:val="BodyText"/>
-      </w:pPr>
-      <w:r>
-        <w:t xml:space="preserve">MAXIM: Значит, меня наказывают за опыт?</w:t>
-      </w:r>
-    </w:p>
-    <w:p>
-      <w:pPr>
-        <w:pStyle w:val="BodyText"/>
-      </w:pPr>
-      <w:r>
-        <w:t xml:space="preserve">KORNILOVA: Вас никто не наказывает. Вас не допускают. Это разные вещи. Пересдача — через месяц.</w:t>
-      </w:r>
-    </w:p>
-    <w:p>
-      <w:pPr>
-        <w:pStyle w:val="BodyText"/>
-      </w:pPr>
-      <w:r>
-        <w:t xml:space="preserve">MAXIM: А если я пойду в другую клинику и куплю там?</w:t>
-      </w:r>
-    </w:p>
-    <w:p>
-      <w:pPr>
-        <w:pStyle w:val="BodyText"/>
-      </w:pPr>
-      <w:r>
-        <w:t xml:space="preserve">ALEKSEY: Не купите, Максим Андреевич. Без сертификата мы не продаём. Ни в одну клинику.</w:t>
-      </w:r>
-    </w:p>
-    <w:p>
-      <w:pPr>
-        <w:pStyle w:val="BodyText"/>
-      </w:pPr>
-      <w:r>
-        <w:t xml:space="preserve">MAXIM: Вы теряете клиента. Я вам это говорю как клиент.</w:t>
-      </w:r>
-    </w:p>
-    <w:p>
-      <w:pPr>
-        <w:pStyle w:val="BodyText"/>
-      </w:pPr>
-      <w:r>
-        <w:t xml:space="preserve">ALEKSEY: Я это слышу. И всё равно не продам. Пациентка с узелком — это тоже потерянный клиент. Только навсегда, и с её подругами. Мы считали: одна такая пациентка — минус двадцать будущих.</w:t>
-      </w:r>
-    </w:p>
-    <w:p>
-      <w:pPr>
-        <w:pStyle w:val="BodyText"/>
-      </w:pPr>
-      <w:r>
-        <w:t xml:space="preserve">MAXIM: Хорошо. Через месяц. Медленно. Посмотрим.</w:t>
-      </w:r>
-    </w:p>
-    <w:p>
-      <w:pPr>
-        <w:pStyle w:val="BodyText"/>
-      </w:pPr>
-      <w:r>
-        <w:t xml:space="preserve">KORNILOVA: Посмотрим. Я буду рядом. Итак. Девять учеников. Восемь сертификатов.</w:t>
-      </w:r>
-    </w:p>
-    <w:p>
-      <w:pPr>
-        <w:pStyle w:val="BodyText"/>
-      </w:pPr>
-      <w:r>
-        <w:t xml:space="preserve">ALINA: Восемь. Включая мой. Номер один.</w:t>
-      </w:r>
-    </w:p>
-    <w:p>
-      <w:pPr>
-        <w:pStyle w:val="BodyText"/>
-      </w:pPr>
-      <w:r>
-        <w:t xml:space="preserve">KORNILOVA: Номер один — у меня. Мне его подписала доктор Хан. Ваш — номер два, Гарипова.</w:t>
-      </w:r>
-    </w:p>
-    <w:p>
-      <w:pPr>
-        <w:pStyle w:val="BodyText"/>
-      </w:pPr>
-      <w:r>
-        <w:t xml:space="preserve">ALINA: Номер два. Хорошо. Я была вторым номером всю жизнь. Мне нравится.</w:t>
-      </w:r>
-    </w:p>
-    <w:p>
-      <w:pPr>
-        <w:pStyle w:val="BodyText"/>
-      </w:pPr>
-      <w:r>
-        <w:t xml:space="preserve">IRINA: Елена Викторовна, договор поставки. Количество — как вы обещали. По числу сертификатов.</w:t>
-      </w:r>
-    </w:p>
-    <w:p>
-      <w:pPr>
-        <w:pStyle w:val="BodyText"/>
-      </w:pPr>
-      <w:r>
-        <w:t xml:space="preserve">KORNILOVA: В моей клинике — шесть сертификатов. Я и пятеро. По десять шприцев на врача на первый месяц. Шестьдесят. Пишите. Через месяц — посмотрим на пациенток и закажем ещё, если всё будет чисто.</w:t>
-      </w:r>
-    </w:p>
-    <w:p>
-      <w:pPr>
-        <w:pStyle w:val="BodyText"/>
-      </w:pPr>
-      <w:r>
-        <w:t xml:space="preserve">IRINA: Шестьдесят шприцев. Девять тысяч. Пятьсот сорок тысяч рублей. Счёт номер один.</w:t>
-      </w:r>
-    </w:p>
-    <w:p>
-      <w:pPr>
-        <w:pStyle w:val="BodyText"/>
-      </w:pPr>
-      <w:r>
-        <w:t xml:space="preserve">ALEKSEY: Счёт номер один.</w:t>
-      </w:r>
-    </w:p>
-    <w:p>
-      <w:pPr>
-        <w:pStyle w:val="BodyText"/>
-      </w:pPr>
-      <w:r>
-        <w:t xml:space="preserve">KORNILOVA: Подписываю. Алексей, это ваша первая продажа?</w:t>
-      </w:r>
-    </w:p>
-    <w:p>
-      <w:pPr>
-        <w:pStyle w:val="BodyText"/>
-      </w:pPr>
-      <w:r>
-        <w:t xml:space="preserve">ALEKSEY: Первая. Шестое ноября. До конца года. Обученному врачу.</w:t>
-      </w:r>
-    </w:p>
-    <w:p>
-      <w:pPr>
-        <w:pStyle w:val="BodyText"/>
-      </w:pPr>
-      <w:r>
-        <w:t xml:space="preserve">KORNILOVA: Тогда поздравляю. Не вас. Лидию Павловну. Её двухнедельный контроль — чистый.</w:t>
+        <w:t xml:space="preserve">MAXIM: Елена Викторовна, я не понимаю, почему у меня нет сертификата. Я ведь сдал всё, что было нужно.</w:t>
+      </w:r>
+    </w:p>
+    <w:p>
+      <w:pPr>
+        <w:pStyle w:val="BodyText"/>
+      </w:pPr>
+      <w:r>
+        <w:t xml:space="preserve">KORNILOVA: Вы сдали теорию, причём на отлично. А практику на тонкой коже вы не сдали.</w:t>
+      </w:r>
+    </w:p>
+    <w:p>
+      <w:pPr>
+        <w:pStyle w:val="BodyText"/>
+      </w:pPr>
+      <w:r>
+        <w:t xml:space="preserve">MAXIM: У меня три сертификата европейских компаний, и я делаю пятьсот процедур в год.</w:t>
+      </w:r>
+    </w:p>
+    <w:p>
+      <w:pPr>
+        <w:pStyle w:val="BodyText"/>
+      </w:pPr>
+      <w:r>
+        <w:t xml:space="preserve">KORNILOVA: Европейским гелем. На фантоме вы ввели гель на полмиллиметра выше нужного. Кожа побелела, но вы этого не заметили и продолжили. Если бы это была пациентка, через шесть недель у неё был бы узелок, а может быть, и что-то хуже.</w:t>
+      </w:r>
+    </w:p>
+    <w:p>
+      <w:pPr>
+        <w:pStyle w:val="BodyText"/>
+      </w:pPr>
+      <w:r>
+        <w:t xml:space="preserve">MAXIM: Но это было на фантоме, а не на живой пациентке.</w:t>
+      </w:r>
+    </w:p>
+    <w:p>
+      <w:pPr>
+        <w:pStyle w:val="BodyText"/>
+      </w:pPr>
+      <w:r>
+        <w:t xml:space="preserve">KORNILOVA: Поэтому у нас и есть фантом: чтобы ошибаться на нём, а не на пациентке.</w:t>
+      </w:r>
+    </w:p>
+    <w:p>
+      <w:pPr>
+        <w:pStyle w:val="BodyText"/>
+      </w:pPr>
+      <w:r>
+        <w:t xml:space="preserve">DOYUN: Доктор Хан оставила письменные оценки. Про вас она написала: «Торопится. Рука, привыкшая к пятистам процедурам в год».</w:t>
+      </w:r>
+    </w:p>
+    <w:p>
+      <w:pPr>
+        <w:pStyle w:val="BodyText"/>
+      </w:pPr>
+      <w:r>
+        <w:t xml:space="preserve">MAXIM: Значит, меня наказывают за опыт? Это как-то странно звучит.</w:t>
+      </w:r>
+    </w:p>
+    <w:p>
+      <w:pPr>
+        <w:pStyle w:val="BodyText"/>
+      </w:pPr>
+      <w:r>
+        <w:t xml:space="preserve">KORNILOVA: Вас никто не наказывает. Вас не допускают, а это разные вещи. Пересдача будет через месяц.</w:t>
+      </w:r>
+    </w:p>
+    <w:p>
+      <w:pPr>
+        <w:pStyle w:val="BodyText"/>
+      </w:pPr>
+      <w:r>
+        <w:t xml:space="preserve">MAXIM: А если я просто пойду в другую клинику и куплю ваш гель там?</w:t>
+      </w:r>
+    </w:p>
+    <w:p>
+      <w:pPr>
+        <w:pStyle w:val="BodyText"/>
+      </w:pPr>
+      <w:r>
+        <w:t xml:space="preserve">ALEKSEY: Не купите, Максим Андреевич. Без сертификата мы не продаём, ни в одну клинику.</w:t>
+      </w:r>
+    </w:p>
+    <w:p>
+      <w:pPr>
+        <w:pStyle w:val="BodyText"/>
+      </w:pPr>
+      <w:r>
+        <w:t xml:space="preserve">MAXIM: Вы теряете клиента, и я вам это говорю как клиент.</w:t>
+      </w:r>
+    </w:p>
+    <w:p>
+      <w:pPr>
+        <w:pStyle w:val="BodyText"/>
+      </w:pPr>
+      <w:r>
+        <w:t xml:space="preserve">ALEKSEY: Я это слышу, и всё равно не продам. Пациентка с узелком — это тоже потерянный клиент, только навсегда, и вместе с её подругами. Мы считали: одна такая пациентка — это минус двадцать будущих.</w:t>
+      </w:r>
+    </w:p>
+    <w:p>
+      <w:pPr>
+        <w:pStyle w:val="BodyText"/>
+      </w:pPr>
+      <w:r>
+        <w:t xml:space="preserve">MAXIM: Хорошо, через месяц. Буду делать медленно, и тогда посмотрим.</w:t>
+      </w:r>
+    </w:p>
+    <w:p>
+      <w:pPr>
+        <w:pStyle w:val="BodyText"/>
+      </w:pPr>
+      <w:r>
+        <w:t xml:space="preserve">KORNILOVA: Посмотрим, я буду рядом. Итак, у нас девять учеников и восемь сертификатов.</w:t>
+      </w:r>
+    </w:p>
+    <w:p>
+      <w:pPr>
+        <w:pStyle w:val="BodyText"/>
+      </w:pPr>
+      <w:r>
+        <w:t xml:space="preserve">ALINA: Восемь, включая мой. Это номер один, правильно?</w:t>
+      </w:r>
+    </w:p>
+    <w:p>
+      <w:pPr>
+        <w:pStyle w:val="BodyText"/>
+      </w:pPr>
+      <w:r>
+        <w:t xml:space="preserve">KORNILOVA: Нет, номер один у меня, его мне подписала доктор Хан. А ваш — номер два, Гарипова.</w:t>
+      </w:r>
+    </w:p>
+    <w:p>
+      <w:pPr>
+        <w:pStyle w:val="BodyText"/>
+      </w:pPr>
+      <w:r>
+        <w:t xml:space="preserve">ALINA: Номер два? Хорошо. Я всю жизнь была вторым номером, и мне это даже нравится.</w:t>
+      </w:r>
+    </w:p>
+    <w:p>
+      <w:pPr>
+        <w:pStyle w:val="BodyText"/>
+      </w:pPr>
+      <w:r>
+        <w:t xml:space="preserve">IRINA: Елена Викторовна, теперь договор поставки. Количество, как вы обещали, будет по числу сертификатов.</w:t>
+      </w:r>
+    </w:p>
+    <w:p>
+      <w:pPr>
+        <w:pStyle w:val="BodyText"/>
+      </w:pPr>
+      <w:r>
+        <w:t xml:space="preserve">KORNILOVA: В моей клинике шесть сертификатов: я и пятеро врачей. По десять шприцев на врача на первый месяц, итого шестьдесят. Пишите. Через месяц мы посмотрим на пациенток и закажем ещё, если всё будет чисто.</w:t>
+      </w:r>
+    </w:p>
+    <w:p>
+      <w:pPr>
+        <w:pStyle w:val="BodyText"/>
+      </w:pPr>
+      <w:r>
+        <w:t xml:space="preserve">IRINA: Шестьдесят шприцев по девять тысяч, это пятьсот сорок тысяч рублей. Это наш счёт номер один.</w:t>
+      </w:r>
+    </w:p>
+    <w:p>
+      <w:pPr>
+        <w:pStyle w:val="BodyText"/>
+      </w:pPr>
+      <w:r>
+        <w:t xml:space="preserve">ALEKSEY: Счёт номер один. Даже не верится, что мы дожили до этого дня.</w:t>
+      </w:r>
+    </w:p>
+    <w:p>
+      <w:pPr>
+        <w:pStyle w:val="BodyText"/>
+      </w:pPr>
+      <w:r>
+        <w:t xml:space="preserve">KORNILOVA: Подписываю. Алексей, а это ведь ваша первая продажа, если я правильно понимаю?</w:t>
+      </w:r>
+    </w:p>
+    <w:p>
+      <w:pPr>
+        <w:pStyle w:val="BodyText"/>
+      </w:pPr>
+      <w:r>
+        <w:t xml:space="preserve">ALEKSEY: Первая. Шестое ноября, до конца года и обученному врачу, как мы и обещали.</w:t>
+      </w:r>
+    </w:p>
+    <w:p>
+      <w:pPr>
+        <w:pStyle w:val="BodyText"/>
+      </w:pPr>
+      <w:r>
+        <w:t xml:space="preserve">KORNILOVA: Тогда поздравляю, но не вас, а Лидию Павловну. Её двухнедельный контроль оказался чистым.</w:t>
       </w:r>
     </w:p>
     <w:bookmarkEnd w:id="24"/>
@@ -1353,119 +1353,119 @@
         <w:pStyle w:val="FirstParagraph"/>
       </w:pPr>
       <w:r>
-        <w:t xml:space="preserve">IRINA: Поступление. Пятьсот сорок тысяч. Назначение платежа: «Оплата по счёту номер один». Безнал.</w:t>
-      </w:r>
-    </w:p>
-    <w:p>
-      <w:pPr>
-        <w:pStyle w:val="BodyText"/>
-      </w:pPr>
-      <w:r>
-        <w:t xml:space="preserve">OLGA: Первые деньги. За полтора года. Я хочу видеть выписку.</w:t>
-      </w:r>
-    </w:p>
-    <w:p>
-      <w:pPr>
-        <w:pStyle w:val="BodyText"/>
-      </w:pPr>
-      <w:r>
-        <w:t xml:space="preserve">IRINA: Вот. Выписка. Я распечатала три копии. Одну — на стену.</w:t>
-      </w:r>
-    </w:p>
-    <w:p>
-      <w:pPr>
-        <w:pStyle w:val="BodyText"/>
-      </w:pPr>
-      <w:r>
-        <w:t xml:space="preserve">ALEKSEY: Рядом с удостоверением и картонкой?</w:t>
-      </w:r>
-    </w:p>
-    <w:p>
-      <w:pPr>
-        <w:pStyle w:val="BodyText"/>
-      </w:pPr>
-      <w:r>
-        <w:t xml:space="preserve">IRINA: Рядом. Не выше. Как сказала ваша бабушка.</w:t>
-      </w:r>
-    </w:p>
-    <w:p>
-      <w:pPr>
-        <w:pStyle w:val="BodyText"/>
-      </w:pPr>
-      <w:r>
-        <w:t xml:space="preserve">DOYUN: Лёша, я отправил президенту фото выписки. Он ответил одним словом. По-русски.</w:t>
-      </w:r>
-    </w:p>
-    <w:p>
-      <w:pPr>
-        <w:pStyle w:val="BodyText"/>
-      </w:pPr>
-      <w:r>
-        <w:t xml:space="preserve">ALEKSEY: Каким?</w:t>
-      </w:r>
-    </w:p>
-    <w:p>
-      <w:pPr>
-        <w:pStyle w:val="BodyText"/>
-      </w:pPr>
-      <w:r>
-        <w:t xml:space="preserve">DOYUN: «Вовремя». Он выучил новое слово. Сам. Без меня. Я немного ревную.</w:t>
-      </w:r>
-    </w:p>
-    <w:p>
-      <w:pPr>
-        <w:pStyle w:val="BodyText"/>
-      </w:pPr>
-      <w:r>
-        <w:t xml:space="preserve">OLGA: Не «в срок», а «вовремя». Это разные слова. Ваш президент делает успехи.</w:t>
-      </w:r>
-    </w:p>
-    <w:p>
-      <w:pPr>
-        <w:pStyle w:val="BodyText"/>
-      </w:pPr>
-      <w:r>
-        <w:t xml:space="preserve">ALEKSEY: Доюн, а отдел продаж?</w:t>
-      </w:r>
-    </w:p>
-    <w:p>
-      <w:pPr>
-        <w:pStyle w:val="BodyText"/>
-      </w:pPr>
-      <w:r>
-        <w:t xml:space="preserve">DOYUN: Молчит. Первая продажа — до конца года, обученному врачу. Протокол совета выполнен. Мне больше не грозит Европа. По крайней мере в этом году. Лёша, через неделю я улетаю. Но теперь я знаю, что вернусь.</w:t>
-      </w:r>
-    </w:p>
-    <w:p>
-      <w:pPr>
-        <w:pStyle w:val="BodyText"/>
-      </w:pPr>
-      <w:r>
-        <w:t xml:space="preserve">IRINA: Пятьсот сорок тысяч. Минус НДС, минус закупка. Чистыми — около трёхсот. Это три недели нашей кассы.</w:t>
-      </w:r>
-    </w:p>
-    <w:p>
-      <w:pPr>
-        <w:pStyle w:val="BodyText"/>
-      </w:pPr>
-      <w:r>
-        <w:t xml:space="preserve">ALEKSEY: Три недели. А займы ваши и Ольги Петровны — когда вернём?</w:t>
-      </w:r>
-    </w:p>
-    <w:p>
-      <w:pPr>
-        <w:pStyle w:val="BodyText"/>
-      </w:pPr>
-      <w:r>
-        <w:t xml:space="preserve">IRINA: Первым — ваш кредит. Так записано. Потом — наши. Сначала нужно продать три тысячи четыреста сорок.</w:t>
-      </w:r>
-    </w:p>
-    <w:p>
-      <w:pPr>
-        <w:pStyle w:val="BodyText"/>
-      </w:pPr>
-      <w:r>
-        <w:t xml:space="preserve">ALEKSEY: Три тысячи четыреста сорок. Давайте по делу. Кто следующий? Корнилова сказала: нам нужен учебный центр.</w:t>
+        <w:t xml:space="preserve">IRINA: Есть поступление, пятьсот сорок тысяч. Назначение платежа: «Оплата по счёту номер один». Пришло по безналу.</w:t>
+      </w:r>
+    </w:p>
+    <w:p>
+      <w:pPr>
+        <w:pStyle w:val="BodyText"/>
+      </w:pPr>
+      <w:r>
+        <w:t xml:space="preserve">OLGA: Первые деньги за полтора года работы. Я хочу своими глазами увидеть выписку.</w:t>
+      </w:r>
+    </w:p>
+    <w:p>
+      <w:pPr>
+        <w:pStyle w:val="BodyText"/>
+      </w:pPr>
+      <w:r>
+        <w:t xml:space="preserve">IRINA: Вот выписка. Я распечатала три копии, и одну из них мы повесим на стену.</w:t>
+      </w:r>
+    </w:p>
+    <w:p>
+      <w:pPr>
+        <w:pStyle w:val="BodyText"/>
+      </w:pPr>
+      <w:r>
+        <w:t xml:space="preserve">ALEKSEY: Рядом с удостоверением и той самой картонкой?</w:t>
+      </w:r>
+    </w:p>
+    <w:p>
+      <w:pPr>
+        <w:pStyle w:val="BodyText"/>
+      </w:pPr>
+      <w:r>
+        <w:t xml:space="preserve">IRINA: Рядом, но не выше, как сказала ваша бабушка.</w:t>
+      </w:r>
+    </w:p>
+    <w:p>
+      <w:pPr>
+        <w:pStyle w:val="BodyText"/>
+      </w:pPr>
+      <w:r>
+        <w:t xml:space="preserve">DOYUN: Лёша, я отправил президенту фото выписки, и он ответил одним словом, причём по-русски.</w:t>
+      </w:r>
+    </w:p>
+    <w:p>
+      <w:pPr>
+        <w:pStyle w:val="BodyText"/>
+      </w:pPr>
+      <w:r>
+        <w:t xml:space="preserve">ALEKSEY: И каким же словом он ответил?</w:t>
+      </w:r>
+    </w:p>
+    <w:p>
+      <w:pPr>
+        <w:pStyle w:val="BodyText"/>
+      </w:pPr>
+      <w:r>
+        <w:t xml:space="preserve">DOYUN: «Вовремя». Он выучил новое слово сам, без меня, и я его даже немного ревную.</w:t>
+      </w:r>
+    </w:p>
+    <w:p>
+      <w:pPr>
+        <w:pStyle w:val="BodyText"/>
+      </w:pPr>
+      <w:r>
+        <w:t xml:space="preserve">OLGA: Не «в срок», а «вовремя», а это разные слова. Ваш президент делает успехи.</w:t>
+      </w:r>
+    </w:p>
+    <w:p>
+      <w:pPr>
+        <w:pStyle w:val="BodyText"/>
+      </w:pPr>
+      <w:r>
+        <w:t xml:space="preserve">ALEKSEY: Доюн, а что говорит отдел продаж?</w:t>
+      </w:r>
+    </w:p>
+    <w:p>
+      <w:pPr>
+        <w:pStyle w:val="BodyText"/>
+      </w:pPr>
+      <w:r>
+        <w:t xml:space="preserve">DOYUN: Молчит. Первая продажа сделана до конца года, обученному врачу, так что протокол совета выполнен. Мне больше не грозит Европа, по крайней мере в этом году. Лёша, через неделю я улетаю, но теперь я точно знаю, что вернусь.</w:t>
+      </w:r>
+    </w:p>
+    <w:p>
+      <w:pPr>
+        <w:pStyle w:val="BodyText"/>
+      </w:pPr>
+      <w:r>
+        <w:t xml:space="preserve">IRINA: Пятьсот сорок тысяч, минус НДС и минус закупка. Чистыми остаётся около трёхсот, а это три недели нашей кассы.</w:t>
+      </w:r>
+    </w:p>
+    <w:p>
+      <w:pPr>
+        <w:pStyle w:val="BodyText"/>
+      </w:pPr>
+      <w:r>
+        <w:t xml:space="preserve">ALEKSEY: Три недели. А займы ваши и Ольги Петровны когда мы сможем вернуть?</w:t>
+      </w:r>
+    </w:p>
+    <w:p>
+      <w:pPr>
+        <w:pStyle w:val="BodyText"/>
+      </w:pPr>
+      <w:r>
+        <w:t xml:space="preserve">IRINA: Первым возвращаем ваш кредит, так записано. Потом наши, но сначала нужно продать три тысячи четыреста сорок.</w:t>
+      </w:r>
+    </w:p>
+    <w:p>
+      <w:pPr>
+        <w:pStyle w:val="BodyText"/>
+      </w:pPr>
+      <w:r>
+        <w:t xml:space="preserve">ALEKSEY: Три тысячи четыреста сорок. Давайте по делу. Кто следующий? Корнилова сказала, что нам нужен учебный центр, и она права.</w:t>
       </w:r>
     </w:p>
     <w:p>
@@ -2293,7 +2293,7 @@
         <w:t xml:space="preserve">“</w:t>
       </w:r>
       <w:r>
-        <w:t xml:space="preserve">Процент — это стимул сертифицировать всех подряд. Каждый сертификат — это мои деньги. Через год я подпишу сертификат врачу, который колет как мастер из Телеграма. Фиксированная ставка — и мне всё равно, сколько сдали. Мне важно только, как.</w:t>
+        <w:t xml:space="preserve">Процент — это стимул сертифицировать всех подряд. Каждый сертификат — это мои деньги. Через год я подпишу сертификат врачу, который колет как мастер из Телеграма. Фиксированная ставка — и мне всё равно, сколько сдали. Мне важно только, как они сдали.</w:t>
       </w:r>
       <w:r>
         <w:t xml:space="preserve">”</w:t>
@@ -2537,7 +2537,7 @@
               <w:jc w:val="left"/>
             </w:pPr>
             <w:r>
-              <w:t xml:space="preserve">Мне важно только, как.</w:t>
+              <w:t xml:space="preserve">Мне важно только, как они сдали.</w:t>
             </w:r>
           </w:p>
         </w:tc>
@@ -2573,7 +2573,7 @@
         <w:t xml:space="preserve">“</w:t>
       </w:r>
       <w:r>
-        <w:t xml:space="preserve">X — это стимул… Каждый… — это… Через год… Y — и мне всё равно, сколько. Мне важно только, как.</w:t>
+        <w:t xml:space="preserve">X — это стимул… Каждый… — это… Через год… Y — и мне всё равно, сколько. Мне важно только, как…</w:t>
       </w:r>
       <w:r>
         <w:t xml:space="preserve">”</w:t>
@@ -2592,7 +2592,7 @@
         <w:t xml:space="preserve"> </w:t>
       </w:r>
       <w:r>
-        <w:t xml:space="preserve">всех подряд · всё равно · только</w:t>
+        <w:t xml:space="preserve">всех подряд · всё равно · только · который</w:t>
       </w:r>
       <w:r>
         <w:t xml:space="preserve"> </w:t>
@@ -2608,7 +2608,7 @@
         <w:t xml:space="preserve"> </w:t>
       </w:r>
       <w:r>
-        <w:t xml:space="preserve">성과급 제안을 거절하고 고정 보수를 요구하는 25~30단어 문장 만들기.</w:t>
+        <w:t xml:space="preserve">성과급 제안을 거절하고 고정 보수를 요구하는 30~50단어 발화 만들기.</w:t>
       </w:r>
     </w:p>
     <w:bookmarkEnd w:id="30"/>
@@ -3077,71 +3077,71 @@
         <w:pStyle w:val="FirstParagraph"/>
       </w:pPr>
       <w:r>
-        <w:t xml:space="preserve">알렉세이: 도윤! 여기! 드디어 영상이 아니네.</w:t>
-      </w:r>
-    </w:p>
-    <w:p>
-      <w:pPr>
-        <w:pStyle w:val="BodyText"/>
-      </w:pPr>
-      <w:r>
-        <w:t xml:space="preserve">도윤: 료샤! 12년 만의 모스크바야. 페테르부르크는 — 와 봤지. 모스크바는 — 아니고. 너희 다 이렇게 키가 커?</w:t>
-      </w:r>
-    </w:p>
-    <w:p>
-      <w:pPr>
-        <w:pStyle w:val="BodyText"/>
-      </w:pPr>
-      <w:r>
-        <w:t xml:space="preserve">알렉세이: 나만 그래. 이분이 한 원장님이셔?</w:t>
-      </w:r>
-    </w:p>
-    <w:p>
-      <w:pPr>
-        <w:pStyle w:val="BodyText"/>
-      </w:pPr>
-      <w:r>
-        <w:t xml:space="preserve">도윤: 한미영 원장님. 러시아어는 못 하셔. 그래도 반갑다고 하셔.</w:t>
-      </w:r>
-    </w:p>
-    <w:p>
-      <w:pPr>
-        <w:pStyle w:val="BodyText"/>
-      </w:pPr>
-      <w:r>
-        <w:t xml:space="preserve">알리나: 안녕하세요, 한 원장님. 알리나예요. 원장님의 첫 학생이에요. 한국어로 「감사합니다」를 외웠어요.</w:t>
-      </w:r>
-    </w:p>
-    <w:p>
-      <w:pPr>
-        <w:pStyle w:val="BodyText"/>
-      </w:pPr>
-      <w:r>
-        <w:t xml:space="preserve">도윤: 웃으셔. 첫 질문을 하셔: 팬텀(실습 모형)은 어디 있어요?</w:t>
-      </w:r>
-    </w:p>
-    <w:p>
-      <w:pPr>
-        <w:pStyle w:val="BodyText"/>
-      </w:pPr>
-      <w:r>
-        <w:t xml:space="preserve">알렉세이: 팬텀이요? 공항에서 바로요?</w:t>
-      </w:r>
-    </w:p>
-    <w:p>
-      <w:pPr>
-        <w:pStyle w:val="BodyText"/>
-      </w:pPr>
-      <w:r>
-        <w:t xml:space="preserve">도윤: 직접 가져오셨어. 트렁크 두 개. 어디에 놓일지 알고 싶으시대. 그리고 빛이 얼마나 드는지.</w:t>
-      </w:r>
-    </w:p>
-    <w:p>
-      <w:pPr>
-        <w:pStyle w:val="BodyText"/>
-      </w:pPr>
-      <w:r>
-        <w:t xml:space="preserve">알리나: 코르닐로바 클리닉이에요. 3번 진료실. 창은 북향. 빛이 고르게 들어요.</w:t>
+        <w:t xml:space="preserve">알렉세이: 도윤! 우리 여기, 왼쪽이야! 드디어 영상이 아니라 직접 보니 정말 좋다.</w:t>
+      </w:r>
+    </w:p>
+    <w:p>
+      <w:pPr>
+        <w:pStyle w:val="BodyText"/>
+      </w:pPr>
+      <w:r>
+        <w:t xml:space="preserve">도윤: 료샤! 12년 만의 모스크바야. 페테르부르크엔 와 봤는데 모스크바는 아니었어. 너희 다 이렇게 키가 커?</w:t>
+      </w:r>
+    </w:p>
+    <w:p>
+      <w:pPr>
+        <w:pStyle w:val="BodyText"/>
+      </w:pPr>
+      <w:r>
+        <w:t xml:space="preserve">알렉세이: 아니, 큰 건 나뿐이야. 그리고 이분이 한 원장님이시지?</w:t>
+      </w:r>
+    </w:p>
+    <w:p>
+      <w:pPr>
+        <w:pStyle w:val="BodyText"/>
+      </w:pPr>
+      <w:r>
+        <w:t xml:space="preserve">도윤: 응, 한미영 원장님이셔. 러시아어는 못 하시지만 정말 반갑다고 전해 달래.</w:t>
+      </w:r>
+    </w:p>
+    <w:p>
+      <w:pPr>
+        <w:pStyle w:val="BodyText"/>
+      </w:pPr>
+      <w:r>
+        <w:t xml:space="preserve">알리나: 안녕하세요, 한 원장님. 저는 알리나, 원장님의 첫 학생이에요. 한국어로 「감사합니다」도 외웠어요.</w:t>
+      </w:r>
+    </w:p>
+    <w:p>
+      <w:pPr>
+        <w:pStyle w:val="BodyText"/>
+      </w:pPr>
+      <w:r>
+        <w:t xml:space="preserve">도윤: 웃으시네. 그리고 바로 첫 질문이셔: 팬텀(실습 모형)은 어디 있어요?</w:t>
+      </w:r>
+    </w:p>
+    <w:p>
+      <w:pPr>
+        <w:pStyle w:val="BodyText"/>
+      </w:pPr>
+      <w:r>
+        <w:t xml:space="preserve">알렉세이: 팬텀이요? 호텔에도 안 들르고 공항에서 바로요?</w:t>
+      </w:r>
+    </w:p>
+    <w:p>
+      <w:pPr>
+        <w:pStyle w:val="BodyText"/>
+      </w:pPr>
+      <w:r>
+        <w:t xml:space="preserve">도윤: 직접 가져오셨어, 트렁크를 두 개나. 어디에 놓일지, 그리고 빛이 얼마나 드는지 알고 싶으시대.</w:t>
+      </w:r>
+    </w:p>
+    <w:p>
+      <w:pPr>
+        <w:pStyle w:val="BodyText"/>
+      </w:pPr>
+      <w:r>
+        <w:t xml:space="preserve">알리나: 코르닐로바 클리닉 3번 진료실이에요. 창이 북향이라 하루 종일 빛이 고르게 들어요.</w:t>
       </w:r>
     </w:p>
     <w:p>
@@ -3157,39 +3157,39 @@
         <w:pStyle w:val="BodyText"/>
       </w:pPr>
       <w:r>
-        <w:t xml:space="preserve">알렉세이: 도윤, 넌 한 달이지. 어디서 지내?</w:t>
-      </w:r>
-    </w:p>
-    <w:p>
-      <w:pPr>
-        <w:pStyle w:val="BodyText"/>
-      </w:pPr>
-      <w:r>
-        <w:t xml:space="preserve">도윤: 서울에서 파벨레츠카야 근처에 집을 얻어 줬어. 너희 사무실 옆. 대표님이 그러셨어: 「늦지 말라고」.</w:t>
-      </w:r>
-    </w:p>
-    <w:p>
-      <w:pPr>
-        <w:pStyle w:val="BodyText"/>
-      </w:pPr>
-      <w:r>
-        <w:t xml:space="preserve">알리나: 한 원장님이 또 물으시는 거 있어요?</w:t>
-      </w:r>
-    </w:p>
-    <w:p>
-      <w:pPr>
-        <w:pStyle w:val="BodyText"/>
-      </w:pPr>
-      <w:r>
-        <w:t xml:space="preserve">도윤: 물으셔. 코르닐로바가 누구냐고. 아주 엄격하다고 들으셨대.</w:t>
-      </w:r>
-    </w:p>
-    <w:p>
-      <w:pPr>
-        <w:pStyle w:val="BodyText"/>
-      </w:pPr>
-      <w:r>
-        <w:t xml:space="preserve">알렉세이: 통역해 줘: 엄격하다고. 원장님처럼. 내일 9시에 보시게 될 거라고.</w:t>
+        <w:t xml:space="preserve">알렉세이: 도윤, 너는 한 달이나 있잖아. 그동안 어디서 지내?</w:t>
+      </w:r>
+    </w:p>
+    <w:p>
+      <w:pPr>
+        <w:pStyle w:val="BodyText"/>
+      </w:pPr>
+      <w:r>
+        <w:t xml:space="preserve">도윤: 서울에서 파벨레츠카야 근처, 너희 사무실 옆에 집을 얻어 줬어. 대표님이 그러셨어: 「늦지 말라고」.</w:t>
+      </w:r>
+    </w:p>
+    <w:p>
+      <w:pPr>
+        <w:pStyle w:val="BodyText"/>
+      </w:pPr>
+      <w:r>
+        <w:t xml:space="preserve">알리나: 차까지 가는 동안 한 원장님이 또 물어보실 게 있으세요?</w:t>
+      </w:r>
+    </w:p>
+    <w:p>
+      <w:pPr>
+        <w:pStyle w:val="BodyText"/>
+      </w:pPr>
+      <w:r>
+        <w:t xml:space="preserve">도윤: 있으셔. 코르닐로바가 누구냐고. 아주 엄격하다고 들으셨대.</w:t>
+      </w:r>
+    </w:p>
+    <w:p>
+      <w:pPr>
+        <w:pStyle w:val="BodyText"/>
+      </w:pPr>
+      <w:r>
+        <w:t xml:space="preserve">알렉세이: 통역해 줘. 엄격하시다고, 원장님처럼. 내일 9시에 직접 보시게 될 거라고.</w:t>
       </w:r>
     </w:p>
     <w:bookmarkEnd w:id="33"/>
@@ -3207,23 +3207,23 @@
         <w:pStyle w:val="FirstParagraph"/>
       </w:pPr>
       <w:r>
-        <w:t xml:space="preserve">코르닐로바: 좋은 아침이에요. 코르닐로바 엘레나 빅토로브나입니다. 한 원장님, 환영해요. 질문으로 시작하죠.</w:t>
-      </w:r>
-    </w:p>
-    <w:p>
-      <w:pPr>
-        <w:pStyle w:val="BodyText"/>
-      </w:pPr>
-      <w:r>
-        <w:t xml:space="preserve">도윤: 한 원장님이 좋은 아침이래요. 원장님도 질문으로 시작하고 싶으시대요. 누가 먼저 할까요?</w:t>
-      </w:r>
-    </w:p>
-    <w:p>
-      <w:pPr>
-        <w:pStyle w:val="BodyText"/>
-      </w:pPr>
-      <w:r>
-        <w:t xml:space="preserve">코르닐로바: 손님이요. 그분이 물으시라고 해요.</w:t>
+        <w:t xml:space="preserve">코르닐로바: 좋은 아침이에요. 코르닐로바 엘레나 빅토로브나입니다. 한 원장님, 환영해요. 질문으로 시작하죠, 우리는 그렇게 해요.</w:t>
+      </w:r>
+    </w:p>
+    <w:p>
+      <w:pPr>
+        <w:pStyle w:val="BodyText"/>
+      </w:pPr>
+      <w:r>
+        <w:t xml:space="preserve">도윤: 한 원장님이 좋은 아침이라고 하시고, 원장님도 질문으로 시작하고 싶으시대요. 그런데 누가 먼저 할까요?</w:t>
+      </w:r>
+    </w:p>
+    <w:p>
+      <w:pPr>
+        <w:pStyle w:val="BodyText"/>
+      </w:pPr>
+      <w:r>
+        <w:t xml:space="preserve">코르닐로바: 당연히 손님이죠. 먼저 물으시라고 하세요, 제가 답해 볼게요.</w:t>
       </w:r>
     </w:p>
     <w:p>
@@ -3239,7 +3239,7 @@
         <w:pStyle w:val="BodyText"/>
       </w:pPr>
       <w:r>
-        <w:t xml:space="preserve">코르닐로바: 캐뉼라요. 피부가 1밀리보다 얇으면 항상요. 캐뉼라는 끝이 뭉툭해서 혈관을 비켜 가요. 바늘은 찌르고요.</w:t>
+        <w:t xml:space="preserve">코르닐로바: 캐뉼라요. 피부가 1밀리보다 얇으면 항상요. 캐뉼라는 끝이 뭉툭해서 혈관을 비켜 가고, 바늘은 찌르거든요.</w:t>
       </w:r>
     </w:p>
     <w:p>
@@ -3255,103 +3255,103 @@
         <w:pStyle w:val="BodyText"/>
       </w:pPr>
       <w:r>
-        <w:t xml:space="preserve">알렉세이: 시작이네요.</w:t>
-      </w:r>
-    </w:p>
-    <w:p>
-      <w:pPr>
-        <w:pStyle w:val="BodyText"/>
-      </w:pPr>
-      <w:r>
-        <w:t xml:space="preserve">코르닐로바: 조용히 해요, 알렉세이. 이건 말다툼이 아니에요. 협진이에요. 한 원장님, 보여 주세요.</w:t>
-      </w:r>
-    </w:p>
-    <w:p>
-      <w:pPr>
-        <w:pStyle w:val="BodyText"/>
-      </w:pPr>
-      <w:r>
-        <w:t xml:space="preserve">도윤: 팬텀을 드세요. 얇은 피부 — 이 투명한 층이에요. 보세요. 캐뉼라 27G.</w:t>
-      </w:r>
-    </w:p>
-    <w:p>
-      <w:pPr>
-        <w:pStyle w:val="BodyText"/>
-      </w:pPr>
-      <w:r>
-        <w:t xml:space="preserve">알리나: 보여요. 젤이 덩어리지게 들어가요. 캐뉼라로는 — 덩어리.</w:t>
-      </w:r>
-    </w:p>
-    <w:p>
-      <w:pPr>
-        <w:pStyle w:val="BodyText"/>
-      </w:pPr>
-      <w:r>
-        <w:t xml:space="preserve">코르닐로바: 보여요. 그게 바로 결절이죠. 6주 뒤에.</w:t>
-      </w:r>
-    </w:p>
-    <w:p>
-      <w:pPr>
-        <w:pStyle w:val="BodyText"/>
-      </w:pPr>
-      <w:r>
-        <w:t xml:space="preserve">도윤: 이제 바늘. 30G. 더 가늘어요. 천천히. 아주 천천히. 젤이 고른 선으로 들어가요.</w:t>
-      </w:r>
-    </w:p>
-    <w:p>
-      <w:pPr>
-        <w:pStyle w:val="BodyText"/>
-      </w:pPr>
-      <w:r>
-        <w:t xml:space="preserve">코르닐로바: 고르네요. 하지만 얇은 피부에 바늘이면 혈관 위험이 있어요. 어떻게 통제하세요?</w:t>
-      </w:r>
-    </w:p>
-    <w:p>
-      <w:pPr>
-        <w:pStyle w:val="BodyText"/>
-      </w:pPr>
-      <w:r>
-        <w:t xml:space="preserve">도윤: 이러세요: 「흡인. 매번. 5초. 그리고 속도. 10초에 0.1밀리리터. 하고 싶은 것보다 느리게. 젊은 의사들은 서둘러요. 서두르지 않는 손이 눈보다 많이 봐요」.</w:t>
-      </w:r>
-    </w:p>
-    <w:p>
-      <w:pPr>
-        <w:pStyle w:val="BodyText"/>
-      </w:pPr>
-      <w:r>
-        <w:t xml:space="preserve">코르닐로바: 「서두르지 않는 손」. 나도 우리 의사들한테 똑같이 말해요. 다른 말로.</w:t>
-      </w:r>
-    </w:p>
-    <w:p>
-      <w:pPr>
-        <w:pStyle w:val="BodyText"/>
-      </w:pPr>
-      <w:r>
-        <w:t xml:space="preserve">알렉세이: 그럼 동의하시는 거예요?</w:t>
-      </w:r>
-    </w:p>
-    <w:p>
-      <w:pPr>
-        <w:pStyle w:val="BodyText"/>
-      </w:pPr>
-      <w:r>
-        <w:t xml:space="preserve">코르닐로바: 서두르지 마요, 알렉세이. 당신도 손이에요. 한 원장님, 초음파는요? 주사 전에 두께를 보세요?</w:t>
-      </w:r>
-    </w:p>
-    <w:p>
-      <w:pPr>
-        <w:pStyle w:val="BodyText"/>
-      </w:pPr>
-      <w:r>
-        <w:t xml:space="preserve">도윤: 이러세요: 「한국에선 — 안 봐요. 손가락으로 봐요」. 그리고 물으세요: 장비가 있어요?</w:t>
-      </w:r>
-    </w:p>
-    <w:p>
-      <w:pPr>
-        <w:pStyle w:val="BodyText"/>
-      </w:pPr>
-      <w:r>
-        <w:t xml:space="preserve">코르닐로바: 있어요. 55세 이상 환자는 전원 재요. 우리 관찰 연구의 조건이에요.</w:t>
+        <w:t xml:space="preserve">알렉세이: 자, 걱정하던 일이 시작되네요.</w:t>
+      </w:r>
+    </w:p>
+    <w:p>
+      <w:pPr>
+        <w:pStyle w:val="BodyText"/>
+      </w:pPr>
+      <w:r>
+        <w:t xml:space="preserve">코르닐로바: 조용히 해요, 알렉세이. 이건 말다툼이 아니에요. 협진이에요. 한 원장님, 무슨 뜻인지 보여 주세요.</w:t>
+      </w:r>
+    </w:p>
+    <w:p>
+      <w:pPr>
+        <w:pStyle w:val="BodyText"/>
+      </w:pPr>
+      <w:r>
+        <w:t xml:space="preserve">도윤: 팬텀을 드세요. 이 투명한 층이 얇은 피부예요, 잘 보세요. 캐뉼라 27G를 드세요.</w:t>
+      </w:r>
+    </w:p>
+    <w:p>
+      <w:pPr>
+        <w:pStyle w:val="BodyText"/>
+      </w:pPr>
+      <w:r>
+        <w:t xml:space="preserve">알리나: 네, 젤이 덩어리지게 들어가는 게 보여요. 캐뉼라로는 딱 덩어리가 생겨요.</w:t>
+      </w:r>
+    </w:p>
+    <w:p>
+      <w:pPr>
+        <w:pStyle w:val="BodyText"/>
+      </w:pPr>
+      <w:r>
+        <w:t xml:space="preserve">코르닐로바: 보여요. 그게 바로 6주 뒤에 생길 결절이죠.</w:t>
+      </w:r>
+    </w:p>
+    <w:p>
+      <w:pPr>
+        <w:pStyle w:val="BodyText"/>
+      </w:pPr>
+      <w:r>
+        <w:t xml:space="preserve">도윤: 이제 바늘 30G를 드세요, 더 가늘어요. 천천히, 아주 천천히 넣으시니까 젤이 고른 선으로 들어가요.</w:t>
+      </w:r>
+    </w:p>
+    <w:p>
+      <w:pPr>
+        <w:pStyle w:val="BodyText"/>
+      </w:pPr>
+      <w:r>
+        <w:t xml:space="preserve">코르닐로바: 네, 고르네요. 하지만 얇은 피부에 바늘이면 혈관을 건드릴 위험이 있어요. 그건 어떻게 통제하세요?</w:t>
+      </w:r>
+    </w:p>
+    <w:p>
+      <w:pPr>
+        <w:pStyle w:val="BodyText"/>
+      </w:pPr>
+      <w:r>
+        <w:t xml:space="preserve">도윤: 이러세요: 「흡인, 매번, 5초. 그리고 속도: 10초에 0.1밀리리터, 하고 싶은 것보다 느리게. 젊은 의사들은 서둘러요. 서두르지 않는 손이 눈보다 많이 봐요」.</w:t>
+      </w:r>
+    </w:p>
+    <w:p>
+      <w:pPr>
+        <w:pStyle w:val="BodyText"/>
+      </w:pPr>
+      <w:r>
+        <w:t xml:space="preserve">코르닐로바: 「서두르지 않는 손」. 나도 우리 의사들한테 똑같이 말해요. 다른 말로 할 뿐이죠.</w:t>
+      </w:r>
+    </w:p>
+    <w:p>
+      <w:pPr>
+        <w:pStyle w:val="BodyText"/>
+      </w:pPr>
+      <w:r>
+        <w:t xml:space="preserve">알렉세이: 그럼 결국 동의하시는 거예요?</w:t>
+      </w:r>
+    </w:p>
+    <w:p>
+      <w:pPr>
+        <w:pStyle w:val="BodyText"/>
+      </w:pPr>
+      <w:r>
+        <w:t xml:space="preserve">코르닐로바: 서두르지 마요, 알렉세이. 당신도 손이에요. 한 원장님, 초음파는요? 주사 전에 피부 두께를 보세요?</w:t>
+      </w:r>
+    </w:p>
+    <w:p>
+      <w:pPr>
+        <w:pStyle w:val="BodyText"/>
+      </w:pPr>
+      <w:r>
+        <w:t xml:space="preserve">도윤: 이러세요: 「한국에선 안 봐요. 손가락으로 봐요」. 그리고 장비가 있는지 물으세요.</w:t>
+      </w:r>
+    </w:p>
+    <w:p>
+      <w:pPr>
+        <w:pStyle w:val="BodyText"/>
+      </w:pPr>
+      <w:r>
+        <w:t xml:space="preserve">코르닐로바: 있어요. 55세 이상 환자는 전원 재요. 그게 우리 관찰 연구의 조건이거든요.</w:t>
       </w:r>
     </w:p>
     <w:p>
@@ -3367,95 +3367,95 @@
         <w:pStyle w:val="BodyText"/>
       </w:pPr>
       <w:r>
-        <w:t xml:space="preserve">알리나: 그럼 두 분 다 맞는 거예요? 바늘은 젤을 위해, 초음파는 피부를 위해?</w:t>
-      </w:r>
-    </w:p>
-    <w:p>
-      <w:pPr>
-        <w:pStyle w:val="BodyText"/>
-      </w:pPr>
-      <w:r>
-        <w:t xml:space="preserve">코르닐로바: 그럼 프로토콜을 같이 쓰는 거죠. 얇은 피부 — 초음파. 1밀리 미만 — 30G 바늘, 흡인, 천천히. 더 두꺼우면 — 캐뉼라도 돼요. 이게 2모듈이 될 거예요. 한 원장님, 나와 함께 서명하시겠어요?</w:t>
-      </w:r>
-    </w:p>
-    <w:p>
-      <w:pPr>
-        <w:pStyle w:val="BodyText"/>
-      </w:pPr>
-      <w:r>
-        <w:t xml:space="preserve">도윤: 고개를 끄덕이세요. 이러세요: 「외국 의사와 프로토콜을 쓰는 건 처음이에요. 나보다 엄격하시네요」.</w:t>
-      </w:r>
-    </w:p>
-    <w:p>
-      <w:pPr>
-        <w:pStyle w:val="BodyText"/>
-      </w:pPr>
-      <w:r>
-        <w:t xml:space="preserve">코르닐로바: 전해 줘요: 기꺼이 받는 칭찬이라고. 이제 본론. 알렉세이, 내 조건이요.</w:t>
-      </w:r>
-    </w:p>
-    <w:p>
-      <w:pPr>
-        <w:pStyle w:val="BodyText"/>
-      </w:pPr>
-      <w:r>
-        <w:t xml:space="preserve">알렉세이: 듣겠습니다. 9월에 말씀하셨죠: 교육, 시험, 수료증.</w:t>
-      </w:r>
-    </w:p>
-    <w:p>
-      <w:pPr>
-        <w:pStyle w:val="BodyText"/>
-      </w:pPr>
-      <w:r>
-        <w:t xml:space="preserve">코르닐로바: 그건 첫 번째였어요. 두 번째가 있어요. 한 원장님은 사흘 뒤에 떠나세요. 그런데 과정은 — 6모듈, 3주예요. 나머지는 누가 가르치죠? 그리고 당신들이 판매를 시작하면 다음 의사들은 누가 가르치죠?</w:t>
-      </w:r>
-    </w:p>
-    <w:p>
-      <w:pPr>
-        <w:pStyle w:val="BodyText"/>
-      </w:pPr>
-      <w:r>
-        <w:t xml:space="preserve">알렉세이: 원장님이요. 동의하신다면.</w:t>
-      </w:r>
-    </w:p>
-    <w:p>
-      <w:pPr>
-        <w:pStyle w:val="BodyText"/>
-      </w:pPr>
-      <w:r>
-        <w:t xml:space="preserve">코르닐로바: 동의해요. 다만 계약으로. 강의일당 고정 보수. 판매 비율 말고. 절대.</w:t>
-      </w:r>
-    </w:p>
-    <w:p>
-      <w:pPr>
-        <w:pStyle w:val="BodyText"/>
-      </w:pPr>
-      <w:r>
-        <w:t xml:space="preserve">이리나: 왜 비율은 안 돼요? 비율이 동기 부여잖아요.</w:t>
-      </w:r>
-    </w:p>
-    <w:p>
-      <w:pPr>
-        <w:pStyle w:val="BodyText"/>
-      </w:pPr>
-      <w:r>
-        <w:t xml:space="preserve">코르닐로바: 비율은 아무나 다 수료시킬 동기예요. 수료증 하나하나가 내 돈이 되니까. 1년 뒤면 텔레그램 마스터처럼 주사하는 의사한테도 수료증에 서명하겠죠. 고정 보수면 — 몇 명이 합격하든 상관없어요. 중요한 건 오직 — 어떻게.</w:t>
-      </w:r>
-    </w:p>
-    <w:p>
-      <w:pPr>
-        <w:pStyle w:val="BodyText"/>
-      </w:pPr>
-      <w:r>
-        <w:t xml:space="preserve">이리나: 받아들일게요. 하루에 얼마예요?</w:t>
-      </w:r>
-    </w:p>
-    <w:p>
-      <w:pPr>
-        <w:pStyle w:val="BodyText"/>
-      </w:pPr>
-      <w:r>
-        <w:t xml:space="preserve">코르닐로바: 2만 5천. 계좌 이체. 강의 계약. 관찰 연구와는 별도로.</w:t>
+        <w:t xml:space="preserve">알리나: 그럼 두 분 다 맞는 거예요? 바늘은 젤을 위해, 초음파는 피부를 위해 필요한 거고요?</w:t>
+      </w:r>
+    </w:p>
+    <w:p>
+      <w:pPr>
+        <w:pStyle w:val="BodyText"/>
+      </w:pPr>
+      <w:r>
+        <w:t xml:space="preserve">코르닐로바: 그럼 프로토콜을 같이 쓰는 거죠. 얇은 피부엔 먼저 초음파. 1밀리 미만이면 30G 바늘, 흡인, 천천히. 더 두꺼우면 캐뉼라도 돼요. 이게 2모듈이 될 거예요. 한 원장님, 나와 함께 서명하시겠어요?</w:t>
+      </w:r>
+    </w:p>
+    <w:p>
+      <w:pPr>
+        <w:pStyle w:val="BodyText"/>
+      </w:pPr>
+      <w:r>
+        <w:t xml:space="preserve">도윤: 고개를 끄덕이시며 이러세요: 「외국 의사와 프로토콜을 쓰는 건 처음이에요. 나보다 엄격하시네요」.</w:t>
+      </w:r>
+    </w:p>
+    <w:p>
+      <w:pPr>
+        <w:pStyle w:val="BodyText"/>
+      </w:pPr>
+      <w:r>
+        <w:t xml:space="preserve">코르닐로바: 기꺼이 받는 칭찬이라고 전해 줘요. 이제 본론이에요. 알렉세이, 나한테 조건이 있어요.</w:t>
+      </w:r>
+    </w:p>
+    <w:p>
+      <w:pPr>
+        <w:pStyle w:val="BodyText"/>
+      </w:pPr>
+      <w:r>
+        <w:t xml:space="preserve">알렉세이: 듣겠습니다. 9월에 세 가지를 말씀하셨죠: 교육, 시험, 수료증.</w:t>
+      </w:r>
+    </w:p>
+    <w:p>
+      <w:pPr>
+        <w:pStyle w:val="BodyText"/>
+      </w:pPr>
+      <w:r>
+        <w:t xml:space="preserve">코르닐로바: 그건 첫 번째 조건이었고, 두 번째가 있어요. 한 원장님은 사흘 뒤에 떠나시는데 과정은 6모듈, 3주예요. 나머지는 누가 가르치죠? 그리고 당신들이 판매를 시작하면 다음 의사들은 누가 가르치죠?</w:t>
+      </w:r>
+    </w:p>
+    <w:p>
+      <w:pPr>
+        <w:pStyle w:val="BodyText"/>
+      </w:pPr>
+      <w:r>
+        <w:t xml:space="preserve">알렉세이: 물론 원장님이요, 동의하신다면요. 원장님보다 잘할 사람은 없어요.</w:t>
+      </w:r>
+    </w:p>
+    <w:p>
+      <w:pPr>
+        <w:pStyle w:val="BodyText"/>
+      </w:pPr>
+      <w:r>
+        <w:t xml:space="preserve">코르닐로바: 동의해요. 다만 계약으로만요: 강의일당 고정 보수. 판매 비율은 안 돼요, 절대로.</w:t>
+      </w:r>
+    </w:p>
+    <w:p>
+      <w:pPr>
+        <w:pStyle w:val="BodyText"/>
+      </w:pPr>
+      <w:r>
+        <w:t xml:space="preserve">이리나: 왜 비율은 안 돼요? 비율이 좋은 동기 부여잖아요.</w:t>
+      </w:r>
+    </w:p>
+    <w:p>
+      <w:pPr>
+        <w:pStyle w:val="BodyText"/>
+      </w:pPr>
+      <w:r>
+        <w:t xml:space="preserve">코르닐로바: 비율은 아무나 다 수료시킬 동기예요. 수료증 하나하나가 내 돈이 되니까. 1년 뒤면 텔레그램 마스터처럼 주사하는 의사한테도 수료증에 서명하겠죠. 고정 보수면 몇 명이 합격하든 상관없어요. 중요한 건 오직 어떻게 합격했느냐예요.</w:t>
+      </w:r>
+    </w:p>
+    <w:p>
+      <w:pPr>
+        <w:pStyle w:val="BodyText"/>
+      </w:pPr>
+      <w:r>
+        <w:t xml:space="preserve">이리나: 받아들일게요, 저도 같은 생각이에요. 하루에 얼마를 원하세요?</w:t>
+      </w:r>
+    </w:p>
+    <w:p>
+      <w:pPr>
+        <w:pStyle w:val="BodyText"/>
+      </w:pPr>
+      <w:r>
+        <w:t xml:space="preserve">코르닐로바: 계좌 이체로 2만 5천. 강의 계약이고, 관찰 연구와는 별도여야 해요.</w:t>
       </w:r>
     </w:p>
     <w:p>
@@ -3471,15 +3471,15 @@
         <w:pStyle w:val="BodyText"/>
       </w:pPr>
       <w:r>
-        <w:t xml:space="preserve">코르닐로바: 그리고 세 번째 조건. 수료증 없는 의사에겐 주사기 하나도 안 나가요. 어느 클리닉에도.</w:t>
-      </w:r>
-    </w:p>
-    <w:p>
-      <w:pPr>
-        <w:pStyle w:val="BodyText"/>
-      </w:pPr>
-      <w:r>
-        <w:t xml:space="preserve">알렉세이: 그건 이미 우리 2항이에요. 의사에게만. 이제는: 교육받은 의사에게만.</w:t>
+        <w:t xml:space="preserve">코르닐로바: 그리고 세 번째 조건. 수료증 없는 의사에겐 주사기 하나도 안 나가요, 어느 클리닉에도.</w:t>
+      </w:r>
+    </w:p>
+    <w:p>
+      <w:pPr>
+        <w:pStyle w:val="BodyText"/>
+      </w:pPr>
+      <w:r>
+        <w:t xml:space="preserve">알렉세이: 그건 이미 우리 2항이에요: 의사에게만. 이제는 이렇게 바뀌겠네요: 교육받은 의사에게만.</w:t>
       </w:r>
     </w:p>
     <w:bookmarkEnd w:id="34"/>
@@ -3497,47 +3497,47 @@
         <w:pStyle w:val="FirstParagraph"/>
       </w:pPr>
       <w:r>
-        <w:t xml:space="preserve">리디야: 안녕하세요. 리디야 파블로브나, 쉰아홉이에요. 엘레나 빅토로브나의 환자예요. 관찰 연구 1번이에요.</w:t>
-      </w:r>
-    </w:p>
-    <w:p>
-      <w:pPr>
-        <w:pStyle w:val="BodyText"/>
-      </w:pPr>
-      <w:r>
-        <w:t xml:space="preserve">코르닐로바: 리디야 파블로브나는 스스로 동의하셨어요. 동의서에 서명하셨고요. 피부 두께 — 0.8밀리. 얇아요.</w:t>
-      </w:r>
-    </w:p>
-    <w:p>
-      <w:pPr>
-        <w:pStyle w:val="BodyText"/>
-      </w:pPr>
-      <w:r>
-        <w:t xml:space="preserve">알리나: 0.8. 1밀리 미만. 그러니까 30G 바늘. 흡인. 천천히.</w:t>
-      </w:r>
-    </w:p>
-    <w:p>
-      <w:pPr>
-        <w:pStyle w:val="BodyText"/>
-      </w:pPr>
-      <w:r>
-        <w:t xml:space="preserve">리디야: 아가씨, 긴장했어요? 손이 차네요.</w:t>
-      </w:r>
-    </w:p>
-    <w:p>
-      <w:pPr>
-        <w:pStyle w:val="BodyText"/>
-      </w:pPr>
-      <w:r>
-        <w:t xml:space="preserve">알리나: 조금요. 이 젤로 하는 첫 주사예요. 선생님 두 분 감독하에요.</w:t>
-      </w:r>
-    </w:p>
-    <w:p>
-      <w:pPr>
-        <w:pStyle w:val="BodyText"/>
-      </w:pPr>
-      <w:r>
-        <w:t xml:space="preserve">리디야: 두 분? 그럼 난 운이 좋네요. 40년 동안 학교에서 아이들을 가르쳤어요. 감독받을 때 더 잘 배워요.</w:t>
+        <w:t xml:space="preserve">리디야: 안녕하세요. 리디야 파블로브나, 쉰아홉 살이에요. 엘레나 빅토로브나의 환자이고 관찰 연구 1번이에요.</w:t>
+      </w:r>
+    </w:p>
+    <w:p>
+      <w:pPr>
+        <w:pStyle w:val="BodyText"/>
+      </w:pPr>
+      <w:r>
+        <w:t xml:space="preserve">코르닐로바: 리디야 파블로브나는 스스로 동의하시고 동의서에 서명하셨어요. 피부 두께는 0.8밀리, 즉 얇은 피부예요.</w:t>
+      </w:r>
+    </w:p>
+    <w:p>
+      <w:pPr>
+        <w:pStyle w:val="BodyText"/>
+      </w:pPr>
+      <w:r>
+        <w:t xml:space="preserve">알리나: 0.8이면 1밀리 미만이네요. 그러니까 30G 바늘로, 흡인하고, 천천히 넣어요.</w:t>
+      </w:r>
+    </w:p>
+    <w:p>
+      <w:pPr>
+        <w:pStyle w:val="BodyText"/>
+      </w:pPr>
+      <w:r>
+        <w:t xml:space="preserve">리디야: 아가씨, 긴장했어요? 시험 전 내 학생들처럼 손이 차네요.</w:t>
+      </w:r>
+    </w:p>
+    <w:p>
+      <w:pPr>
+        <w:pStyle w:val="BodyText"/>
+      </w:pPr>
+      <w:r>
+        <w:t xml:space="preserve">알리나: 조금요. 이 젤로 하는 첫 주사인 데다 선생님 두 분이 지켜보고 계셔서요.</w:t>
+      </w:r>
+    </w:p>
+    <w:p>
+      <w:pPr>
+        <w:pStyle w:val="BodyText"/>
+      </w:pPr>
+      <w:r>
+        <w:t xml:space="preserve">리디야: 선생님이 두 분? 그럼 난 운이 좋네요. 40년 동안 학교에서 아이들을 가르쳐서 알아요. 감독받을 때 더 잘 배워요.</w:t>
       </w:r>
     </w:p>
     <w:p>
@@ -3553,79 +3553,79 @@
         <w:pStyle w:val="BodyText"/>
       </w:pPr>
       <w:r>
-        <w:t xml:space="preserve">알리나: 숨 쉬어요. 흡인. 하나, 둘, 셋, 넷, 다섯. 깨끗해요.</w:t>
-      </w:r>
-    </w:p>
-    <w:p>
-      <w:pPr>
-        <w:pStyle w:val="BodyText"/>
-      </w:pPr>
-      <w:r>
-        <w:t xml:space="preserve">코르닐로바: 깨끗해요. 주입해요.</w:t>
-      </w:r>
-    </w:p>
-    <w:p>
-      <w:pPr>
-        <w:pStyle w:val="BodyText"/>
-      </w:pPr>
-      <w:r>
-        <w:t xml:space="preserve">알리나: 주입해요. 천천히.</w:t>
-      </w:r>
-    </w:p>
-    <w:p>
-      <w:pPr>
-        <w:pStyle w:val="BodyText"/>
-      </w:pPr>
-      <w:r>
-        <w:t xml:space="preserve">도윤: 한 원장님: 「스톱」.</w:t>
-      </w:r>
-    </w:p>
-    <w:p>
-      <w:pPr>
-        <w:pStyle w:val="BodyText"/>
-      </w:pPr>
-      <w:r>
-        <w:t xml:space="preserve">알리나: 네? 뭐가 잘못됐어요?</w:t>
-      </w:r>
-    </w:p>
-    <w:p>
-      <w:pPr>
-        <w:pStyle w:val="BodyText"/>
-      </w:pPr>
-      <w:r>
-        <w:t xml:space="preserve">도윤: 이러세요: 「더 깊이. 0.5밀리. 필요한 것보다 위층을 따라 바늘을 움직이고 있어요. 바늘 끝 위로 피부가 하얘지는 거 보여요? 젤이 너무 얕게 들어간다는 뜻이에요」. 7쪽이요 — 이건 내가 덧붙이는 거예요.</w:t>
-      </w:r>
-    </w:p>
-    <w:p>
-      <w:pPr>
-        <w:pStyle w:val="BodyText"/>
-      </w:pPr>
-      <w:r>
-        <w:t xml:space="preserve">알리나: 보여요. 하얘져요. 더 깊이… 이렇게요?</w:t>
-      </w:r>
-    </w:p>
-    <w:p>
-      <w:pPr>
-        <w:pStyle w:val="BodyText"/>
-      </w:pPr>
-      <w:r>
-        <w:t xml:space="preserve">코르닐로바: 그렇게. 색은 정상이에요. 계속해요. 천천히.</w:t>
-      </w:r>
-    </w:p>
-    <w:p>
-      <w:pPr>
-        <w:pStyle w:val="BodyText"/>
-      </w:pPr>
-      <w:r>
-        <w:t xml:space="preserve">리디야: 안 아파요. 조금 차가울 뿐이에요.</w:t>
-      </w:r>
-    </w:p>
-    <w:p>
-      <w:pPr>
-        <w:pStyle w:val="BodyText"/>
-      </w:pPr>
-      <w:r>
-        <w:t xml:space="preserve">알리나: 리도카인이에요. 젤에 들어 있어요. 10초 더요.</w:t>
+        <w:t xml:space="preserve">알리나: 숨 쉬어요. 흡인: 하나, 둘, 셋, 넷, 다섯. 깨끗해요, 피 없어요.</w:t>
+      </w:r>
+    </w:p>
+    <w:p>
+      <w:pPr>
+        <w:pStyle w:val="BodyText"/>
+      </w:pPr>
+      <w:r>
+        <w:t xml:space="preserve">코르닐로바: 네, 깨끗해요. 이제 주입해도 돼요, 서두르지만 말고요.</w:t>
+      </w:r>
+    </w:p>
+    <w:p>
+      <w:pPr>
+        <w:pStyle w:val="BodyText"/>
+      </w:pPr>
+      <w:r>
+        <w:t xml:space="preserve">알리나: 주입할게요. 팬텀에서 배운 대로 천천히요.</w:t>
+      </w:r>
+    </w:p>
+    <w:p>
+      <w:pPr>
+        <w:pStyle w:val="BodyText"/>
+      </w:pPr>
+      <w:r>
+        <w:t xml:space="preserve">도윤: 한 원장님이 갑자기: 「스톱」.</w:t>
+      </w:r>
+    </w:p>
+    <w:p>
+      <w:pPr>
+        <w:pStyle w:val="BodyText"/>
+      </w:pPr>
+      <w:r>
+        <w:t xml:space="preserve">알리나: 무슨 일이에요? 제가 뭘 잘못하고 있어요?</w:t>
+      </w:r>
+    </w:p>
+    <w:p>
+      <w:pPr>
+        <w:pStyle w:val="BodyText"/>
+      </w:pPr>
+      <w:r>
+        <w:t xml:space="preserve">도윤: 이러세요: 「더 깊이, 0.5밀리. 필요한 것보다 위층을 따라 바늘을 움직이고 있어요. 바늘 끝 위로 피부가 하얘지는 거 보여요? 젤이 너무 얕게 들어간다는 뜻이에요」. 7쪽이요 — 이건 내가 덧붙이는 거예요.</w:t>
+      </w:r>
+    </w:p>
+    <w:p>
+      <w:pPr>
+        <w:pStyle w:val="BodyText"/>
+      </w:pPr>
+      <w:r>
+        <w:t xml:space="preserve">알리나: 네, 보여요, 피부가 하얘져요. 더 깊이… 이렇게 하면 돼요?</w:t>
+      </w:r>
+    </w:p>
+    <w:p>
+      <w:pPr>
+        <w:pStyle w:val="BodyText"/>
+      </w:pPr>
+      <w:r>
+        <w:t xml:space="preserve">코르닐로바: 그렇게요. 색이 정상이니까 계속해요, 똑같이 천천히.</w:t>
+      </w:r>
+    </w:p>
+    <w:p>
+      <w:pPr>
+        <w:pStyle w:val="BodyText"/>
+      </w:pPr>
+      <w:r>
+        <w:t xml:space="preserve">리디야: 하나도 안 아파요. 조금 차가울 뿐이에요.</w:t>
+      </w:r>
+    </w:p>
+    <w:p>
+      <w:pPr>
+        <w:pStyle w:val="BodyText"/>
+      </w:pPr>
+      <w:r>
+        <w:t xml:space="preserve">알리나: 리도카인이에요, 젤에 이미 들어 있어요. 10초만 더 참아 주세요.</w:t>
       </w:r>
     </w:p>
     <w:p>
@@ -3641,95 +3641,95 @@
         <w:pStyle w:val="BodyText"/>
       </w:pPr>
       <w:r>
-        <w:t xml:space="preserve">알리나: 느린 손. 전 늘 느리다고 혼났어요. 레지던트 때.</w:t>
-      </w:r>
-    </w:p>
-    <w:p>
-      <w:pPr>
-        <w:pStyle w:val="BodyText"/>
-      </w:pPr>
-      <w:r>
-        <w:t xml:space="preserve">코르닐로바: 레지던트 땐 많이 하라고 배웠죠. 여기선 제대로 하라고 배워요. 다른 속도예요.</w:t>
-      </w:r>
-    </w:p>
-    <w:p>
-      <w:pPr>
-        <w:pStyle w:val="BodyText"/>
-      </w:pPr>
-      <w:r>
-        <w:t xml:space="preserve">알리나: 끝났어요. 리디야 파블로브나, 거울 보세요.</w:t>
-      </w:r>
-    </w:p>
-    <w:p>
-      <w:pPr>
-        <w:pStyle w:val="BodyText"/>
-      </w:pPr>
-      <w:r>
-        <w:t xml:space="preserve">리디야: 어머. 10년 전의 나네. 예전에 다른 의사한테 맞았을 때처럼 멍도 없고.</w:t>
-      </w:r>
-    </w:p>
-    <w:p>
-      <w:pPr>
-        <w:pStyle w:val="BodyText"/>
-      </w:pPr>
-      <w:r>
-        <w:t xml:space="preserve">코르닐로바: 2주 뒤에 — 확인. 6주 뒤에 — 한 번 더. 결절이 생긴다면 그때 생겨요.</w:t>
-      </w:r>
-    </w:p>
-    <w:p>
-      <w:pPr>
-        <w:pStyle w:val="BodyText"/>
-      </w:pPr>
-      <w:r>
-        <w:t xml:space="preserve">리디야: 올게요. 난 이제 1번이에요. 1번은 실망시키면 안 되죠.</w:t>
-      </w:r>
-    </w:p>
-    <w:p>
-      <w:pPr>
-        <w:pStyle w:val="BodyText"/>
-      </w:pPr>
-      <w:r>
-        <w:t xml:space="preserve">알렉세이: 리디야 파블로브나, 감사합니다. 러시아에서 우리 젤을 맞은 첫 환자세요. 합법적으로요.</w:t>
-      </w:r>
-    </w:p>
-    <w:p>
-      <w:pPr>
-        <w:pStyle w:val="BodyText"/>
-      </w:pPr>
-      <w:r>
-        <w:t xml:space="preserve">리디야: 젊은이, 난 40년 동안 점수를 매겼어요. 당신 젤은 아직 — 4점. 6주 뒤에 결절이 없으면 5점 줄게요. 의사 선생님은 — 바로 5점. 차가운 손과 정직함에.</w:t>
-      </w:r>
-    </w:p>
-    <w:p>
-      <w:pPr>
-        <w:pStyle w:val="BodyText"/>
-      </w:pPr>
-      <w:r>
-        <w:t xml:space="preserve">알리나: 감사해요. 그 말씀 적어도 될까요? 제 규칙 공책에요.</w:t>
-      </w:r>
-    </w:p>
-    <w:p>
-      <w:pPr>
-        <w:pStyle w:val="BodyText"/>
-      </w:pPr>
-      <w:r>
-        <w:t xml:space="preserve">코르닐로바: 적어요. 그리고 0.5밀리 틀렸다는 것도 적어요. 그게 5점보다 중요해요.</w:t>
-      </w:r>
-    </w:p>
-    <w:p>
-      <w:pPr>
-        <w:pStyle w:val="BodyText"/>
-      </w:pPr>
-      <w:r>
-        <w:t xml:space="preserve">도윤: 한 원장님이 물으세요: 「다음은 누구죠?」 학생 여덟 명이 복도에서 기다려요.</w:t>
-      </w:r>
-    </w:p>
-    <w:p>
-      <w:pPr>
-        <w:pStyle w:val="BodyText"/>
-      </w:pPr>
-      <w:r>
-        <w:t xml:space="preserve">코르닐로바: 다음은 — 오를로프. 막심 안드레예비치. 제일 자신만만한 사람. 자신감이 얇은 피부에서 어떻게 통하는지 보죠.</w:t>
+        <w:t xml:space="preserve">알리나: 느린 손이요? 레지던트 때는 너무 느리다고 늘 혼났는데요.</w:t>
+      </w:r>
+    </w:p>
+    <w:p>
+      <w:pPr>
+        <w:pStyle w:val="BodyText"/>
+      </w:pPr>
+      <w:r>
+        <w:t xml:space="preserve">코르닐로바: 레지던트 땐 많이 하라고 배웠고, 여기선 제대로 하라고 배워요. 그냥 다른 속도예요.</w:t>
+      </w:r>
+    </w:p>
+    <w:p>
+      <w:pPr>
+        <w:pStyle w:val="BodyText"/>
+      </w:pPr>
+      <w:r>
+        <w:t xml:space="preserve">알리나: 끝났어요. 리디야 파블로브나, 거울 보시고 어떠신지 말씀해 주세요.</w:t>
+      </w:r>
+    </w:p>
+    <w:p>
+      <w:pPr>
+        <w:pStyle w:val="BodyText"/>
+      </w:pPr>
+      <w:r>
+        <w:t xml:space="preserve">리디야: 어머. 10년 전의 나네. 예전에 다른 의사한테 맞았을 때 생기던 멍도 없고.</w:t>
+      </w:r>
+    </w:p>
+    <w:p>
+      <w:pPr>
+        <w:pStyle w:val="BodyText"/>
+      </w:pPr>
+      <w:r>
+        <w:t xml:space="preserve">코르닐로바: 2주 뒤에 확인하고, 6주 뒤에 한 번 더 해요. 결절이 생긴다면 바로 그때 생겨요.</w:t>
+      </w:r>
+    </w:p>
+    <w:p>
+      <w:pPr>
+        <w:pStyle w:val="BodyText"/>
+      </w:pPr>
+      <w:r>
+        <w:t xml:space="preserve">리디야: 꼭 올게요. 난 이제 1번이고, 1번은 실망시키면 안 되죠.</w:t>
+      </w:r>
+    </w:p>
+    <w:p>
+      <w:pPr>
+        <w:pStyle w:val="BodyText"/>
+      </w:pPr>
+      <w:r>
+        <w:t xml:space="preserve">알렉세이: 리디야 파블로브나, 감사합니다. 러시아에서 우리 젤을 합법적으로 맞은 첫 환자세요.</w:t>
+      </w:r>
+    </w:p>
+    <w:p>
+      <w:pPr>
+        <w:pStyle w:val="BodyText"/>
+      </w:pPr>
+      <w:r>
+        <w:t xml:space="preserve">리디야: 젊은이, 난 40년 동안 점수를 매겼어요. 당신 젤은 아직 4점. 6주 뒤에 결절이 없으면 5점 줄게요. 의사 선생님은 바로 5점이에요. 차가운 손과 정직함에, 멈추는 걸 두려워하지 않았으니까.</w:t>
+      </w:r>
+    </w:p>
+    <w:p>
+      <w:pPr>
+        <w:pStyle w:val="BodyText"/>
+      </w:pPr>
+      <w:r>
+        <w:t xml:space="preserve">알리나: 감사해요. 그 말씀을 제 규칙 공책에 적어도 될까요?</w:t>
+      </w:r>
+    </w:p>
+    <w:p>
+      <w:pPr>
+        <w:pStyle w:val="BodyText"/>
+      </w:pPr>
+      <w:r>
+        <w:t xml:space="preserve">코르닐로바: 적어요. 그리고 0.5밀리 틀렸다는 것도 꼭 적어요. 그게 5점보다 중요해요.</w:t>
+      </w:r>
+    </w:p>
+    <w:p>
+      <w:pPr>
+        <w:pStyle w:val="BodyText"/>
+      </w:pPr>
+      <w:r>
+        <w:t xml:space="preserve">도윤: 한 원장님이 물으세요: 「다음은 누구죠?」 학생 여덟 명이 벌써 복도에서 기다려요.</w:t>
+      </w:r>
+    </w:p>
+    <w:p>
+      <w:pPr>
+        <w:pStyle w:val="BodyText"/>
+      </w:pPr>
+      <w:r>
+        <w:t xml:space="preserve">코르닐로바: 다음은 오를로프 막심 안드레예비치, 제일 자신만만한 사람이에요. 그 자신감이 얇은 피부에서 어떻게 통하는지 보죠.</w:t>
       </w:r>
     </w:p>
     <w:bookmarkEnd w:id="35"/>
@@ -3747,199 +3747,199 @@
         <w:pStyle w:val="FirstParagraph"/>
       </w:pPr>
       <w:r>
-        <w:t xml:space="preserve">막심: 엘레나 빅토로브나, 이해가 안 돼요. 왜 저만 수료증이 없어요? 다 통과했잖아요.</w:t>
-      </w:r>
-    </w:p>
-    <w:p>
-      <w:pPr>
-        <w:pStyle w:val="BodyText"/>
-      </w:pPr>
-      <w:r>
-        <w:t xml:space="preserve">코르닐로바: 이론은 통과했죠. 우수하게. 얇은 피부 실습은 — 아니에요.</w:t>
-      </w:r>
-    </w:p>
-    <w:p>
-      <w:pPr>
-        <w:pStyle w:val="BodyText"/>
-      </w:pPr>
-      <w:r>
-        <w:t xml:space="preserve">막심: 전 유럽 회사 수료증이 세 개예요. 1년에 시술 500건이고요.</w:t>
-      </w:r>
-    </w:p>
-    <w:p>
-      <w:pPr>
-        <w:pStyle w:val="BodyText"/>
-      </w:pPr>
-      <w:r>
-        <w:t xml:space="preserve">코르닐로바: 유럽 젤로요. 팬텀에서 당신은 필요한 것보다 0.5밀리 위에 젤을 넣었어요. 피부가 하얘졌죠. 못 알아챘고요. 계속했어요. 환자였다면 6주 뒤에 결절이 생겼을 거예요. 어쩌면 더 나쁜 것도.</w:t>
-      </w:r>
-    </w:p>
-    <w:p>
-      <w:pPr>
-        <w:pStyle w:val="BodyText"/>
-      </w:pPr>
-      <w:r>
-        <w:t xml:space="preserve">막심: 팬텀이었잖아요. 환자가 아니라.</w:t>
-      </w:r>
-    </w:p>
-    <w:p>
-      <w:pPr>
-        <w:pStyle w:val="BodyText"/>
-      </w:pPr>
-      <w:r>
-        <w:t xml:space="preserve">코르닐로바: 그래서 팬텀이 있는 거예요. 환자 말고 팬텀에서 틀리라고.</w:t>
-      </w:r>
-    </w:p>
-    <w:p>
-      <w:pPr>
-        <w:pStyle w:val="BodyText"/>
-      </w:pPr>
-      <w:r>
-        <w:t xml:space="preserve">도윤: 한 원장님이 서면 평가를 남기셨어요. 선생님에 대해선: 「서두름. 1년 500건에 익숙해진 손」.</w:t>
-      </w:r>
-    </w:p>
-    <w:p>
-      <w:pPr>
-        <w:pStyle w:val="BodyText"/>
-      </w:pPr>
-      <w:r>
-        <w:t xml:space="preserve">막심: 그러니까 경험 때문에 벌을 받는 거예요?</w:t>
-      </w:r>
-    </w:p>
-    <w:p>
-      <w:pPr>
-        <w:pStyle w:val="BodyText"/>
-      </w:pPr>
-      <w:r>
-        <w:t xml:space="preserve">코르닐로바: 아무도 벌주지 않아요. 허가하지 않는 거예요. 다른 얘기죠. 재시험은 — 한 달 뒤.</w:t>
-      </w:r>
-    </w:p>
-    <w:p>
-      <w:pPr>
-        <w:pStyle w:val="BodyText"/>
-      </w:pPr>
-      <w:r>
-        <w:t xml:space="preserve">막심: 다른 클리닉에 가서 거기서 사면요?</w:t>
-      </w:r>
-    </w:p>
-    <w:p>
-      <w:pPr>
-        <w:pStyle w:val="BodyText"/>
-      </w:pPr>
-      <w:r>
-        <w:t xml:space="preserve">알렉세이: 못 사세요, 막심 안드레예비치. 수료증 없으면 안 팝니다. 어느 클리닉에도.</w:t>
-      </w:r>
-    </w:p>
-    <w:p>
-      <w:pPr>
-        <w:pStyle w:val="BodyText"/>
-      </w:pPr>
-      <w:r>
-        <w:t xml:space="preserve">막심: 고객을 잃는 거예요. 고객으로서 말하는 거예요.</w:t>
-      </w:r>
-    </w:p>
-    <w:p>
-      <w:pPr>
-        <w:pStyle w:val="BodyText"/>
-      </w:pPr>
-      <w:r>
-        <w:t xml:space="preserve">알렉세이: 듣고 있어요. 그래도 안 팝니다. 결절 생긴 환자도 잃은 고객이에요. 다만 영원히, 그리고 그 친구들까지. 계산해 봤어요: 그런 환자 한 명이면 — 미래 고객 스무 명이 사라져요.</w:t>
-      </w:r>
-    </w:p>
-    <w:p>
-      <w:pPr>
-        <w:pStyle w:val="BodyText"/>
-      </w:pPr>
-      <w:r>
-        <w:t xml:space="preserve">막심: 좋아요. 한 달 뒤. 천천히. 두고 보죠.</w:t>
-      </w:r>
-    </w:p>
-    <w:p>
-      <w:pPr>
-        <w:pStyle w:val="BodyText"/>
-      </w:pPr>
-      <w:r>
-        <w:t xml:space="preserve">코르닐로바: 두고 보죠. 옆에 있을게요. 자. 학생 아홉. 수료증 여덟.</w:t>
-      </w:r>
-    </w:p>
-    <w:p>
-      <w:pPr>
-        <w:pStyle w:val="BodyText"/>
-      </w:pPr>
-      <w:r>
-        <w:t xml:space="preserve">알리나: 여덟. 제 것 포함해서. 1번.</w:t>
-      </w:r>
-    </w:p>
-    <w:p>
-      <w:pPr>
-        <w:pStyle w:val="BodyText"/>
-      </w:pPr>
-      <w:r>
-        <w:t xml:space="preserve">코르닐로바: 1번은 — 내 거예요. 한 원장님이 서명해 주셨어요. 당신 건 — 2번, 가리포바.</w:t>
-      </w:r>
-    </w:p>
-    <w:p>
-      <w:pPr>
-        <w:pStyle w:val="BodyText"/>
-      </w:pPr>
-      <w:r>
-        <w:t xml:space="preserve">알리나: 2번. 좋아요. 평생 2번이었어요. 마음에 들어요.</w:t>
-      </w:r>
-    </w:p>
-    <w:p>
-      <w:pPr>
-        <w:pStyle w:val="BodyText"/>
-      </w:pPr>
-      <w:r>
-        <w:t xml:space="preserve">이리나: 엘레나 빅토로브나, 공급 계약이요. 수량은 — 약속하신 대로. 수료증 수만큼.</w:t>
-      </w:r>
-    </w:p>
-    <w:p>
-      <w:pPr>
-        <w:pStyle w:val="BodyText"/>
-      </w:pPr>
-      <w:r>
-        <w:t xml:space="preserve">코르닐로바: 우리 클리닉엔 수료증 여섯 개. 나와 다섯 명. 첫 달은 의사당 주사기 10개. 60개. 적어요. 한 달 뒤에 — 환자들을 보고, 깨끗하면 더 주문할게요.</w:t>
-      </w:r>
-    </w:p>
-    <w:p>
-      <w:pPr>
-        <w:pStyle w:val="BodyText"/>
-      </w:pPr>
-      <w:r>
-        <w:t xml:space="preserve">이리나: 주사기 60개. 9천. 54만 루블. 청구서 1번.</w:t>
-      </w:r>
-    </w:p>
-    <w:p>
-      <w:pPr>
-        <w:pStyle w:val="BodyText"/>
-      </w:pPr>
-      <w:r>
-        <w:t xml:space="preserve">알렉세이: 청구서 1번.</w:t>
-      </w:r>
-    </w:p>
-    <w:p>
-      <w:pPr>
-        <w:pStyle w:val="BodyText"/>
-      </w:pPr>
-      <w:r>
-        <w:t xml:space="preserve">코르닐로바: 서명할게요. 알렉세이, 이게 당신 첫 판매예요?</w:t>
-      </w:r>
-    </w:p>
-    <w:p>
-      <w:pPr>
-        <w:pStyle w:val="BodyText"/>
-      </w:pPr>
-      <w:r>
-        <w:t xml:space="preserve">알렉세이: 첫 판매예요. 11월 6일. 연말 전에. 교육받은 의사에게.</w:t>
-      </w:r>
-    </w:p>
-    <w:p>
-      <w:pPr>
-        <w:pStyle w:val="BodyText"/>
-      </w:pPr>
-      <w:r>
-        <w:t xml:space="preserve">코르닐로바: 그럼 축하해요. 당신 말고. 리디야 파블로브나를요. 2주 확인 — 깨끗했어요.</w:t>
+        <w:t xml:space="preserve">막심: 엘레나 빅토로브나, 왜 저만 수료증이 없는지 이해가 안 돼요. 필요한 건 다 통과했잖아요.</w:t>
+      </w:r>
+    </w:p>
+    <w:p>
+      <w:pPr>
+        <w:pStyle w:val="BodyText"/>
+      </w:pPr>
+      <w:r>
+        <w:t xml:space="preserve">코르닐로바: 이론은 통과했죠, 그것도 우수하게. 그런데 얇은 피부 실습은 통과하지 못했어요.</w:t>
+      </w:r>
+    </w:p>
+    <w:p>
+      <w:pPr>
+        <w:pStyle w:val="BodyText"/>
+      </w:pPr>
+      <w:r>
+        <w:t xml:space="preserve">막심: 전 유럽 회사 수료증이 세 개고, 1년에 시술을 500건 해요.</w:t>
+      </w:r>
+    </w:p>
+    <w:p>
+      <w:pPr>
+        <w:pStyle w:val="BodyText"/>
+      </w:pPr>
+      <w:r>
+        <w:t xml:space="preserve">코르닐로바: 유럽 젤로요. 팬텀에서 당신은 필요한 것보다 0.5밀리 위에 젤을 넣었어요. 피부가 하얘졌는데 못 알아채고 계속했죠. 환자였다면 6주 뒤에 결절이 생겼을 거예요. 어쩌면 더 나쁜 것도요.</w:t>
+      </w:r>
+    </w:p>
+    <w:p>
+      <w:pPr>
+        <w:pStyle w:val="BodyText"/>
+      </w:pPr>
+      <w:r>
+        <w:t xml:space="preserve">막심: 하지만 팬텀이었잖아요, 살아 있는 환자가 아니라.</w:t>
+      </w:r>
+    </w:p>
+    <w:p>
+      <w:pPr>
+        <w:pStyle w:val="BodyText"/>
+      </w:pPr>
+      <w:r>
+        <w:t xml:space="preserve">코르닐로바: 그래서 팬텀이 있는 거예요. 환자 말고 팬텀에서 틀리라고요.</w:t>
+      </w:r>
+    </w:p>
+    <w:p>
+      <w:pPr>
+        <w:pStyle w:val="BodyText"/>
+      </w:pPr>
+      <w:r>
+        <w:t xml:space="preserve">도윤: 한 원장님이 서면 평가를 남기셨어요. 선생님에 대해선 이렇게 쓰셨어요: 「서두름. 1년 500건에 익숙해진 손」.</w:t>
+      </w:r>
+    </w:p>
+    <w:p>
+      <w:pPr>
+        <w:pStyle w:val="BodyText"/>
+      </w:pPr>
+      <w:r>
+        <w:t xml:space="preserve">막심: 그러니까 경험 때문에 벌을 받는 거예요? 좀 이상하게 들리네요.</w:t>
+      </w:r>
+    </w:p>
+    <w:p>
+      <w:pPr>
+        <w:pStyle w:val="BodyText"/>
+      </w:pPr>
+      <w:r>
+        <w:t xml:space="preserve">코르닐로바: 아무도 벌주지 않아요. 허가하지 않는 거예요, 그건 다른 얘기죠. 재시험은 한 달 뒤예요.</w:t>
+      </w:r>
+    </w:p>
+    <w:p>
+      <w:pPr>
+        <w:pStyle w:val="BodyText"/>
+      </w:pPr>
+      <w:r>
+        <w:t xml:space="preserve">막심: 그냥 다른 클리닉에 가서 거기서 그 젤을 사면요?</w:t>
+      </w:r>
+    </w:p>
+    <w:p>
+      <w:pPr>
+        <w:pStyle w:val="BodyText"/>
+      </w:pPr>
+      <w:r>
+        <w:t xml:space="preserve">알렉세이: 못 사세요, 막심 안드레예비치. 수료증 없으면 안 팝니다, 어느 클리닉에도.</w:t>
+      </w:r>
+    </w:p>
+    <w:p>
+      <w:pPr>
+        <w:pStyle w:val="BodyText"/>
+      </w:pPr>
+      <w:r>
+        <w:t xml:space="preserve">막심: 고객을 잃는 거예요. 고객으로서 하는 말이에요.</w:t>
+      </w:r>
+    </w:p>
+    <w:p>
+      <w:pPr>
+        <w:pStyle w:val="BodyText"/>
+      </w:pPr>
+      <w:r>
+        <w:t xml:space="preserve">알렉세이: 듣고 있어요. 그래도 안 팝니다. 결절 생긴 환자도 잃은 고객이에요. 다만 영원히, 그리고 그 친구들까지요. 계산해 봤어요: 그런 환자 한 명이면 미래 고객 스무 명이 사라져요.</w:t>
+      </w:r>
+    </w:p>
+    <w:p>
+      <w:pPr>
+        <w:pStyle w:val="BodyText"/>
+      </w:pPr>
+      <w:r>
+        <w:t xml:space="preserve">막심: 좋아요, 한 달 뒤에요. 천천히 해 보고, 그때 두고 보죠.</w:t>
+      </w:r>
+    </w:p>
+    <w:p>
+      <w:pPr>
+        <w:pStyle w:val="BodyText"/>
+      </w:pPr>
+      <w:r>
+        <w:t xml:space="preserve">코르닐로바: 두고 보죠, 옆에 있을게요. 자, 학생은 아홉 명, 수료증은 여덟 개예요.</w:t>
+      </w:r>
+    </w:p>
+    <w:p>
+      <w:pPr>
+        <w:pStyle w:val="BodyText"/>
+      </w:pPr>
+      <w:r>
+        <w:t xml:space="preserve">알리나: 여덟, 제 것 포함해서요. 그게 1번 맞죠?</w:t>
+      </w:r>
+    </w:p>
+    <w:p>
+      <w:pPr>
+        <w:pStyle w:val="BodyText"/>
+      </w:pPr>
+      <w:r>
+        <w:t xml:space="preserve">코르닐로바: 아니요, 1번은 내 거예요. 한 원장님이 서명해 주셨어요. 당신 건 2번이에요, 가리포바.</w:t>
+      </w:r>
+    </w:p>
+    <w:p>
+      <w:pPr>
+        <w:pStyle w:val="BodyText"/>
+      </w:pPr>
+      <w:r>
+        <w:t xml:space="preserve">알리나: 2번이요? 좋아요. 평생 2번이었는데, 오히려 마음에 들어요.</w:t>
+      </w:r>
+    </w:p>
+    <w:p>
+      <w:pPr>
+        <w:pStyle w:val="BodyText"/>
+      </w:pPr>
+      <w:r>
+        <w:t xml:space="preserve">이리나: 엘레나 빅토로브나, 이제 공급 계약이요. 수량은 약속하신 대로 수료증 수만큼이에요.</w:t>
+      </w:r>
+    </w:p>
+    <w:p>
+      <w:pPr>
+        <w:pStyle w:val="BodyText"/>
+      </w:pPr>
+      <w:r>
+        <w:t xml:space="preserve">코르닐로바: 우리 클리닉엔 수료증이 여섯 개, 나와 의사 다섯 명이에요. 첫 달은 의사당 주사기 10개, 모두 60개. 적어요. 한 달 뒤에 환자들을 보고, 깨끗하면 더 주문할게요.</w:t>
+      </w:r>
+    </w:p>
+    <w:p>
+      <w:pPr>
+        <w:pStyle w:val="BodyText"/>
+      </w:pPr>
+      <w:r>
+        <w:t xml:space="preserve">이리나: 주사기 60개, 개당 9천, 54만 루블이에요. 우리 청구서 1번이에요.</w:t>
+      </w:r>
+    </w:p>
+    <w:p>
+      <w:pPr>
+        <w:pStyle w:val="BodyText"/>
+      </w:pPr>
+      <w:r>
+        <w:t xml:space="preserve">알렉세이: 청구서 1번. 이날이 올 줄은 정말 몰랐어요.</w:t>
+      </w:r>
+    </w:p>
+    <w:p>
+      <w:pPr>
+        <w:pStyle w:val="BodyText"/>
+      </w:pPr>
+      <w:r>
+        <w:t xml:space="preserve">코르닐로바: 서명할게요. 알렉세이, 제가 알기론 이게 당신 첫 판매죠?</w:t>
+      </w:r>
+    </w:p>
+    <w:p>
+      <w:pPr>
+        <w:pStyle w:val="BodyText"/>
+      </w:pPr>
+      <w:r>
+        <w:t xml:space="preserve">알렉세이: 첫 판매예요. 11월 6일, 약속대로 연말 전에, 교육받은 의사에게요.</w:t>
+      </w:r>
+    </w:p>
+    <w:p>
+      <w:pPr>
+        <w:pStyle w:val="BodyText"/>
+      </w:pPr>
+      <w:r>
+        <w:t xml:space="preserve">코르닐로바: 그럼 축하해요. 당신 말고 리디야 파블로브나를요. 2주 확인 결과가 깨끗했어요.</w:t>
       </w:r>
     </w:p>
     <w:bookmarkEnd w:id="36"/>
@@ -3957,119 +3957,119 @@
         <w:pStyle w:val="FirstParagraph"/>
       </w:pPr>
       <w:r>
-        <w:t xml:space="preserve">이리나: 입금. 54만. 송금 내용: 「청구서 1번 대금」. 계좌 이체.</w:t>
-      </w:r>
-    </w:p>
-    <w:p>
-      <w:pPr>
-        <w:pStyle w:val="BodyText"/>
-      </w:pPr>
-      <w:r>
-        <w:t xml:space="preserve">올가: 첫 돈이네요. 1년 반 만에. 입출금 내역 보고 싶어요.</w:t>
-      </w:r>
-    </w:p>
-    <w:p>
-      <w:pPr>
-        <w:pStyle w:val="BodyText"/>
-      </w:pPr>
-      <w:r>
-        <w:t xml:space="preserve">이리나: 여기요. 내역서. 세 부 뽑았어요. 한 부는 — 벽에.</w:t>
-      </w:r>
-    </w:p>
-    <w:p>
-      <w:pPr>
-        <w:pStyle w:val="BodyText"/>
-      </w:pPr>
-      <w:r>
-        <w:t xml:space="preserve">알렉세이: 등록증이랑 판지 옆에요?</w:t>
-      </w:r>
-    </w:p>
-    <w:p>
-      <w:pPr>
-        <w:pStyle w:val="BodyText"/>
-      </w:pPr>
-      <w:r>
-        <w:t xml:space="preserve">이리나: 옆에요. 위 말고. 당신 할머니 말씀처럼.</w:t>
-      </w:r>
-    </w:p>
-    <w:p>
-      <w:pPr>
-        <w:pStyle w:val="BodyText"/>
-      </w:pPr>
-      <w:r>
-        <w:t xml:space="preserve">도윤: 료샤, 대표님께 내역서 사진 보냈어. 한 단어로 답하셨어. 러시아어로.</w:t>
-      </w:r>
-    </w:p>
-    <w:p>
-      <w:pPr>
-        <w:pStyle w:val="BodyText"/>
-      </w:pPr>
-      <w:r>
-        <w:t xml:space="preserve">알렉세이: 뭐라고?</w:t>
-      </w:r>
-    </w:p>
-    <w:p>
-      <w:pPr>
-        <w:pStyle w:val="BodyText"/>
-      </w:pPr>
-      <w:r>
-        <w:t xml:space="preserve">도윤: 「Вовремя(제때)」. 새 단어를 배우셨어. 혼자. 나 없이. 좀 질투 나.</w:t>
-      </w:r>
-    </w:p>
-    <w:p>
-      <w:pPr>
-        <w:pStyle w:val="BodyText"/>
-      </w:pPr>
-      <w:r>
-        <w:t xml:space="preserve">올가: 「В срок(기한 안에)」이 아니라 「вовремя(제때)」. 다른 단어예요. 대표님 실력이 늘었네요.</w:t>
-      </w:r>
-    </w:p>
-    <w:p>
-      <w:pPr>
-        <w:pStyle w:val="BodyText"/>
-      </w:pPr>
-      <w:r>
-        <w:t xml:space="preserve">알렉세이: 도윤, 영업 부서는?</w:t>
-      </w:r>
-    </w:p>
-    <w:p>
-      <w:pPr>
-        <w:pStyle w:val="BodyText"/>
-      </w:pPr>
-      <w:r>
-        <w:t xml:space="preserve">도윤: 조용해. 첫 판매 — 연말 전에, 교육받은 의사에게. 이사회 의사록 이행. 이제 유럽은 안 무서워. 적어도 올해는. 료샤, 일주일 뒤에 떠나. 그래도 이제는 돌아올 걸 알아.</w:t>
-      </w:r>
-    </w:p>
-    <w:p>
-      <w:pPr>
-        <w:pStyle w:val="BodyText"/>
-      </w:pPr>
-      <w:r>
-        <w:t xml:space="preserve">이리나: 54만. 부가세 빼고, 매입가 빼고. 순수익 — 약 30만. 우리 금고 3주 치예요.</w:t>
-      </w:r>
-    </w:p>
-    <w:p>
-      <w:pPr>
-        <w:pStyle w:val="BodyText"/>
-      </w:pPr>
-      <w:r>
-        <w:t xml:space="preserve">알렉세이: 3주. 그럼 이리나랑 올가 페트로브나 대여금은 — 언제 갚아요?</w:t>
-      </w:r>
-    </w:p>
-    <w:p>
-      <w:pPr>
-        <w:pStyle w:val="BodyText"/>
-      </w:pPr>
-      <w:r>
-        <w:t xml:space="preserve">이리나: 먼저 — 당신 대출. 그렇게 적혀 있어요. 그다음 — 우리 거. 먼저 3,440개를 팔아야 해요.</w:t>
-      </w:r>
-    </w:p>
-    <w:p>
-      <w:pPr>
-        <w:pStyle w:val="BodyText"/>
-      </w:pPr>
-      <w:r>
-        <w:t xml:space="preserve">알렉세이: 3,440개. 본론으로 갑시다. 다음은 누구죠? 코르닐로바가 그랬어요: 우리에겐 교육 센터가 필요하다고.</w:t>
+        <w:t xml:space="preserve">이리나: 입금됐어요, 54만. 송금 내용: 「청구서 1번 대금」. 계좌 이체로 들어왔어요.</w:t>
+      </w:r>
+    </w:p>
+    <w:p>
+      <w:pPr>
+        <w:pStyle w:val="BodyText"/>
+      </w:pPr>
+      <w:r>
+        <w:t xml:space="preserve">올가: 1년 반 만의 첫 돈이네요. 입출금 내역을 제 눈으로 보고 싶어요.</w:t>
+      </w:r>
+    </w:p>
+    <w:p>
+      <w:pPr>
+        <w:pStyle w:val="BodyText"/>
+      </w:pPr>
+      <w:r>
+        <w:t xml:space="preserve">이리나: 여기 내역서요. 세 부 뽑았는데, 한 부는 벽에 걸 거예요.</w:t>
+      </w:r>
+    </w:p>
+    <w:p>
+      <w:pPr>
+        <w:pStyle w:val="BodyText"/>
+      </w:pPr>
+      <w:r>
+        <w:t xml:space="preserve">알렉세이: 등록증이랑 그 판지 옆에요?</w:t>
+      </w:r>
+    </w:p>
+    <w:p>
+      <w:pPr>
+        <w:pStyle w:val="BodyText"/>
+      </w:pPr>
+      <w:r>
+        <w:t xml:space="preserve">이리나: 옆에요, 위 말고요. 당신 할머니 말씀처럼요.</w:t>
+      </w:r>
+    </w:p>
+    <w:p>
+      <w:pPr>
+        <w:pStyle w:val="BodyText"/>
+      </w:pPr>
+      <w:r>
+        <w:t xml:space="preserve">도윤: 료샤, 대표님께 내역서 사진을 보냈더니 한 단어로 답하셨어. 그것도 러시아어로.</w:t>
+      </w:r>
+    </w:p>
+    <w:p>
+      <w:pPr>
+        <w:pStyle w:val="BodyText"/>
+      </w:pPr>
+      <w:r>
+        <w:t xml:space="preserve">알렉세이: 그래서 뭐라고 하셨는데?</w:t>
+      </w:r>
+    </w:p>
+    <w:p>
+      <w:pPr>
+        <w:pStyle w:val="BodyText"/>
+      </w:pPr>
+      <w:r>
+        <w:t xml:space="preserve">도윤: 「Вовремя(제때)」. 나 없이 혼자 새 단어를 배우셨어. 좀 질투 나.</w:t>
+      </w:r>
+    </w:p>
+    <w:p>
+      <w:pPr>
+        <w:pStyle w:val="BodyText"/>
+      </w:pPr>
+      <w:r>
+        <w:t xml:space="preserve">올가: 「В срок(기한 안에)」이 아니라 「вовремя(제때)」네요. 다른 단어예요. 대표님 실력이 늘었네요.</w:t>
+      </w:r>
+    </w:p>
+    <w:p>
+      <w:pPr>
+        <w:pStyle w:val="BodyText"/>
+      </w:pPr>
+      <w:r>
+        <w:t xml:space="preserve">알렉세이: 도윤, 영업 부서는 뭐래?</w:t>
+      </w:r>
+    </w:p>
+    <w:p>
+      <w:pPr>
+        <w:pStyle w:val="BodyText"/>
+      </w:pPr>
+      <w:r>
+        <w:t xml:space="preserve">도윤: 조용해. 첫 판매를 연말 전에, 교육받은 의사에게 했으니 이사회 의사록은 이행됐어. 이제 유럽은 안 무서워, 적어도 올해는. 료샤, 일주일 뒤에 떠나. 그래도 이제는 돌아올 걸 확실히 알아.</w:t>
+      </w:r>
+    </w:p>
+    <w:p>
+      <w:pPr>
+        <w:pStyle w:val="BodyText"/>
+      </w:pPr>
+      <w:r>
+        <w:t xml:space="preserve">이리나: 54만에서 부가세 빼고 매입가 빼면, 순수익은 약 30만이에요. 우리 금고 3주 치예요.</w:t>
+      </w:r>
+    </w:p>
+    <w:p>
+      <w:pPr>
+        <w:pStyle w:val="BodyText"/>
+      </w:pPr>
+      <w:r>
+        <w:t xml:space="preserve">알렉세이: 3주라. 그럼 이리나랑 올가 페트로브나 대여금은 언제 갚을 수 있어요?</w:t>
+      </w:r>
+    </w:p>
+    <w:p>
+      <w:pPr>
+        <w:pStyle w:val="BodyText"/>
+      </w:pPr>
+      <w:r>
+        <w:t xml:space="preserve">이리나: 먼저 당신 대출을 갚아요, 그렇게 적혀 있어요. 그다음이 우리 거예요. 하지만 먼저 3,440개를 팔아야 해요.</w:t>
+      </w:r>
+    </w:p>
+    <w:p>
+      <w:pPr>
+        <w:pStyle w:val="BodyText"/>
+      </w:pPr>
+      <w:r>
+        <w:t xml:space="preserve">알렉세이: 3,440개. 본론으로 갑시다. 다음은 누구죠? 코르닐로바가 우리에겐 교육 센터가 필요하다고 했는데, 그 말이 맞아요.</w:t>
       </w:r>
     </w:p>
     <w:bookmarkEnd w:id="37"/>
